--- a/sesion06b/Laboratorio Azure AKS.docx
+++ b/sesion06b/Laboratorio Azure AKS.docx
@@ -54,8 +54,6 @@
             </w:rPr>
             <w:t>Contenido</w:t>
           </w:r>
-          <w:bookmarkStart w:id="1" w:name="_GoBack"/>
-          <w:bookmarkEnd w:id="1"/>
         </w:p>
         <w:p>
           <w:pPr>
@@ -2507,21 +2505,37 @@
           <w:lang w:val="es-US"/>
         </w:rPr>
       </w:pPr>
-      <w:bookmarkStart w:id="2" w:name="_Toc182655055"/>
+      <w:bookmarkStart w:id="1" w:name="_Toc182655055"/>
       <w:r>
         <w:rPr>
           <w:lang w:val="es-US"/>
         </w:rPr>
         <w:lastRenderedPageBreak/>
-        <w:t>Ejecución de una red de microservicios</w:t>
-      </w:r>
+        <w:t xml:space="preserve">Ejecución de una red de </w:t>
+      </w:r>
+      <w:proofErr w:type="spellStart"/>
       <w:r>
         <w:rPr>
           <w:lang w:val="es-US"/>
         </w:rPr>
-        <w:t xml:space="preserve"> en localhost</w:t>
-      </w:r>
-      <w:bookmarkEnd w:id="2"/>
+        <w:t>microservicios</w:t>
+      </w:r>
+      <w:proofErr w:type="spellEnd"/>
+      <w:r>
+        <w:rPr>
+          <w:lang w:val="es-US"/>
+        </w:rPr>
+        <w:t xml:space="preserve"> en </w:t>
+      </w:r>
+      <w:proofErr w:type="spellStart"/>
+      <w:r>
+        <w:rPr>
+          <w:lang w:val="es-US"/>
+        </w:rPr>
+        <w:t>localhost</w:t>
+      </w:r>
+      <w:bookmarkEnd w:id="1"/>
+      <w:proofErr w:type="spellEnd"/>
     </w:p>
     <w:p>
       <w:pPr>
@@ -2532,8 +2546,8 @@
           <w:bCs w:val="0"/>
         </w:rPr>
       </w:pPr>
-      <w:bookmarkStart w:id="3" w:name="_Toc182600343"/>
-      <w:bookmarkStart w:id="4" w:name="_Toc182655056"/>
+      <w:bookmarkStart w:id="2" w:name="_Toc182600343"/>
+      <w:bookmarkStart w:id="3" w:name="_Toc182655056"/>
       <w:r>
         <w:rPr>
           <w:rStyle w:val="Textoennegrita"/>
@@ -2556,10 +2570,28 @@
           <w:b w:val="0"/>
           <w:bCs w:val="0"/>
         </w:rPr>
-        <w:t>: Clonar la aplicación app-java-basico del repositorio</w:t>
-      </w:r>
+        <w:t>: Clonar la aplicación app-java-</w:t>
+      </w:r>
+      <w:proofErr w:type="spellStart"/>
+      <w:r>
+        <w:rPr>
+          <w:rStyle w:val="Textoennegrita"/>
+          <w:b w:val="0"/>
+          <w:bCs w:val="0"/>
+        </w:rPr>
+        <w:t>basico</w:t>
+      </w:r>
+      <w:proofErr w:type="spellEnd"/>
+      <w:r>
+        <w:rPr>
+          <w:rStyle w:val="Textoennegrita"/>
+          <w:b w:val="0"/>
+          <w:bCs w:val="0"/>
+        </w:rPr>
+        <w:t xml:space="preserve"> del repositorio</w:t>
+      </w:r>
+      <w:bookmarkEnd w:id="2"/>
       <w:bookmarkEnd w:id="3"/>
-      <w:bookmarkEnd w:id="4"/>
     </w:p>
     <w:p>
       <w:pPr>
@@ -2593,16 +2625,26 @@
       <w:pPr>
         <w:pStyle w:val="Ttulo2"/>
       </w:pPr>
-      <w:bookmarkStart w:id="5" w:name="_Toc182655057"/>
+      <w:bookmarkStart w:id="4" w:name="_Toc182655057"/>
       <w:r>
         <w:rPr>
           <w:rStyle w:val="Textoennegrita"/>
           <w:b w:val="0"/>
           <w:bCs w:val="0"/>
         </w:rPr>
-        <w:t>Paso 2. Preparar el código fuente para que se despliegue en Azure</w:t>
-      </w:r>
-      <w:bookmarkEnd w:id="5"/>
+        <w:t xml:space="preserve">Paso 2. Preparar el código fuente para que se despliegue en </w:t>
+      </w:r>
+      <w:proofErr w:type="spellStart"/>
+      <w:r>
+        <w:rPr>
+          <w:rStyle w:val="Textoennegrita"/>
+          <w:b w:val="0"/>
+          <w:bCs w:val="0"/>
+        </w:rPr>
+        <w:t>Azure</w:t>
+      </w:r>
+      <w:bookmarkEnd w:id="4"/>
+      <w:proofErr w:type="spellEnd"/>
     </w:p>
     <w:p>
       <w:pPr>
@@ -2617,6 +2659,8 @@
         </w:rPr>
         <w:t xml:space="preserve">Modifica tu </w:t>
       </w:r>
+      <w:proofErr w:type="spellStart"/>
+      <w:proofErr w:type="gramStart"/>
       <w:r>
         <w:rPr>
           <w:rStyle w:val="CdigoHTML"/>
@@ -2624,6 +2668,8 @@
         </w:rPr>
         <w:t>application.properties</w:t>
       </w:r>
+      <w:proofErr w:type="spellEnd"/>
+      <w:proofErr w:type="gramEnd"/>
     </w:p>
     <w:p>
       <w:pPr>
@@ -2638,6 +2684,8 @@
         </w:rPr>
         <w:t xml:space="preserve">El archivo </w:t>
       </w:r>
+      <w:proofErr w:type="spellStart"/>
+      <w:proofErr w:type="gramStart"/>
       <w:r>
         <w:rPr>
           <w:rStyle w:val="CdigoHTML"/>
@@ -2645,6 +2693,8 @@
         </w:rPr>
         <w:t>application.properties</w:t>
       </w:r>
+      <w:proofErr w:type="spellEnd"/>
+      <w:proofErr w:type="gramEnd"/>
       <w:r>
         <w:rPr>
           <w:lang w:val="es-PE"/>
@@ -2673,11 +2723,21 @@
           <w:rStyle w:val="CdigoHTML"/>
         </w:rPr>
       </w:pPr>
-      <w:r>
-        <w:rPr>
-          <w:rStyle w:val="CdigoHTML"/>
-        </w:rPr>
-        <w:t>server.port=${SERVER_PORT:9000}</w:t>
+      <w:proofErr w:type="spellStart"/>
+      <w:proofErr w:type="gramStart"/>
+      <w:r>
+        <w:rPr>
+          <w:rStyle w:val="CdigoHTML"/>
+        </w:rPr>
+        <w:t>server.port</w:t>
+      </w:r>
+      <w:proofErr w:type="spellEnd"/>
+      <w:proofErr w:type="gramEnd"/>
+      <w:r>
+        <w:rPr>
+          <w:rStyle w:val="CdigoHTML"/>
+        </w:rPr>
+        <w:t>=${SERVER_PORT:9000}</w:t>
       </w:r>
     </w:p>
     <w:p>
@@ -2709,53 +2769,101 @@
           <w:rStyle w:val="CdigoHTML"/>
         </w:rPr>
       </w:pPr>
-      <w:r>
-        <w:rPr>
-          <w:rStyle w:val="CdigoHTML"/>
-        </w:rPr>
-        <w:t>spring.datasource.username=${SPRING_DATASOURCE_USERNAME}</w:t>
-      </w:r>
-    </w:p>
-    <w:p>
-      <w:pPr>
-        <w:pStyle w:val="HTMLconformatoprevio"/>
-        <w:rPr>
-          <w:rStyle w:val="CdigoHTML"/>
-        </w:rPr>
-      </w:pPr>
-      <w:r>
-        <w:rPr>
-          <w:rStyle w:val="CdigoHTML"/>
-        </w:rPr>
-        <w:t>spring.datasource.password=${SPRING_DATASOURCE_PASSWORD}</w:t>
-      </w:r>
-    </w:p>
-    <w:p>
-      <w:pPr>
-        <w:pStyle w:val="HTMLconformatoprevio"/>
-        <w:rPr>
-          <w:rStyle w:val="CdigoHTML"/>
-        </w:rPr>
-      </w:pPr>
-      <w:r>
-        <w:rPr>
-          <w:rStyle w:val="CdigoHTML"/>
-        </w:rPr>
-        <w:t>spring.jpa.properties.hibernate.dialect=org.hibernate.dialect.PostgreSQLDialect</w:t>
-      </w:r>
-    </w:p>
-    <w:p>
-      <w:pPr>
-        <w:pStyle w:val="HTMLconformatoprevio"/>
-        <w:rPr>
-          <w:rStyle w:val="CdigoHTML"/>
-        </w:rPr>
-      </w:pPr>
-      <w:r>
-        <w:rPr>
-          <w:rStyle w:val="CdigoHTML"/>
-        </w:rPr>
-        <w:t>spring.jpa.hibernate.ddl-auto=update</w:t>
+      <w:proofErr w:type="spellStart"/>
+      <w:proofErr w:type="gramStart"/>
+      <w:r>
+        <w:rPr>
+          <w:rStyle w:val="CdigoHTML"/>
+        </w:rPr>
+        <w:t>spring.datasource</w:t>
+      </w:r>
+      <w:proofErr w:type="gramEnd"/>
+      <w:r>
+        <w:rPr>
+          <w:rStyle w:val="CdigoHTML"/>
+        </w:rPr>
+        <w:t>.username</w:t>
+      </w:r>
+      <w:proofErr w:type="spellEnd"/>
+      <w:r>
+        <w:rPr>
+          <w:rStyle w:val="CdigoHTML"/>
+        </w:rPr>
+        <w:t>=${SPRING_DATASOURCE_USERNAME}</w:t>
+      </w:r>
+    </w:p>
+    <w:p>
+      <w:pPr>
+        <w:pStyle w:val="HTMLconformatoprevio"/>
+        <w:rPr>
+          <w:rStyle w:val="CdigoHTML"/>
+        </w:rPr>
+      </w:pPr>
+      <w:proofErr w:type="spellStart"/>
+      <w:proofErr w:type="gramStart"/>
+      <w:r>
+        <w:rPr>
+          <w:rStyle w:val="CdigoHTML"/>
+        </w:rPr>
+        <w:t>spring.datasource</w:t>
+      </w:r>
+      <w:proofErr w:type="gramEnd"/>
+      <w:r>
+        <w:rPr>
+          <w:rStyle w:val="CdigoHTML"/>
+        </w:rPr>
+        <w:t>.password</w:t>
+      </w:r>
+      <w:proofErr w:type="spellEnd"/>
+      <w:r>
+        <w:rPr>
+          <w:rStyle w:val="CdigoHTML"/>
+        </w:rPr>
+        <w:t>=${SPRING_DATASOURCE_PASSWORD}</w:t>
+      </w:r>
+    </w:p>
+    <w:p>
+      <w:pPr>
+        <w:pStyle w:val="HTMLconformatoprevio"/>
+        <w:rPr>
+          <w:rStyle w:val="CdigoHTML"/>
+        </w:rPr>
+      </w:pPr>
+      <w:proofErr w:type="gramStart"/>
+      <w:r>
+        <w:rPr>
+          <w:rStyle w:val="CdigoHTML"/>
+        </w:rPr>
+        <w:t>spring.jpa.properties</w:t>
+      </w:r>
+      <w:proofErr w:type="gramEnd"/>
+      <w:r>
+        <w:rPr>
+          <w:rStyle w:val="CdigoHTML"/>
+        </w:rPr>
+        <w:t>.hibernate.dialect=org.hibernate.dialect.PostgreSQLDialect</w:t>
+      </w:r>
+    </w:p>
+    <w:p>
+      <w:pPr>
+        <w:pStyle w:val="HTMLconformatoprevio"/>
+        <w:rPr>
+          <w:rStyle w:val="CdigoHTML"/>
+        </w:rPr>
+      </w:pPr>
+      <w:proofErr w:type="spellStart"/>
+      <w:r>
+        <w:rPr>
+          <w:rStyle w:val="CdigoHTML"/>
+        </w:rPr>
+        <w:t>spring.jpa.hibernate.ddl</w:t>
+      </w:r>
+      <w:proofErr w:type="spellEnd"/>
+      <w:r>
+        <w:rPr>
+          <w:rStyle w:val="CdigoHTML"/>
+        </w:rPr>
+        <w:t>-auto=update</w:t>
       </w:r>
     </w:p>
     <w:p>
@@ -2817,12 +2925,40 @@
         <w:rPr>
           <w:lang w:val="en-US"/>
         </w:rPr>
-        <w:t xml:space="preserve">se leerán desde </w:t>
-      </w:r>
+        <w:t xml:space="preserve">se </w:t>
+      </w:r>
+      <w:proofErr w:type="spellStart"/>
       <w:r>
         <w:rPr>
           <w:lang w:val="en-US"/>
         </w:rPr>
+        <w:t>leerán</w:t>
+      </w:r>
+      <w:proofErr w:type="spellEnd"/>
+      <w:r>
+        <w:rPr>
+          <w:lang w:val="en-US"/>
+        </w:rPr>
+        <w:t xml:space="preserve"> </w:t>
+      </w:r>
+      <w:proofErr w:type="spellStart"/>
+      <w:r>
+        <w:rPr>
+          <w:lang w:val="en-US"/>
+        </w:rPr>
+        <w:t>desde</w:t>
+      </w:r>
+      <w:proofErr w:type="spellEnd"/>
+      <w:r>
+        <w:rPr>
+          <w:lang w:val="en-US"/>
+        </w:rPr>
+        <w:t xml:space="preserve"> </w:t>
+      </w:r>
+      <w:r>
+        <w:rPr>
+          <w:lang w:val="en-US"/>
+        </w:rPr>
         <w:t>variable</w:t>
       </w:r>
       <w:r>
@@ -2835,7 +2971,21 @@
         <w:rPr>
           <w:lang w:val="en-US"/>
         </w:rPr>
-        <w:t xml:space="preserve"> de entorno.</w:t>
+        <w:t xml:space="preserve"> de </w:t>
+      </w:r>
+      <w:proofErr w:type="spellStart"/>
+      <w:r>
+        <w:rPr>
+          <w:lang w:val="en-US"/>
+        </w:rPr>
+        <w:t>entorno</w:t>
+      </w:r>
+      <w:proofErr w:type="spellEnd"/>
+      <w:r>
+        <w:rPr>
+          <w:lang w:val="en-US"/>
+        </w:rPr>
+        <w:t>.</w:t>
       </w:r>
     </w:p>
     <w:p>
@@ -2847,16 +2997,34 @@
           <w:bCs w:val="0"/>
         </w:rPr>
       </w:pPr>
-      <w:bookmarkStart w:id="6" w:name="_Toc182655058"/>
+      <w:bookmarkStart w:id="5" w:name="_Toc182655058"/>
       <w:r>
         <w:rPr>
           <w:rStyle w:val="Textoennegrita"/>
           <w:b w:val="0"/>
           <w:bCs w:val="0"/>
         </w:rPr>
-        <w:t>b. Modificar el Dockerfile si es Necesario</w:t>
-      </w:r>
-      <w:bookmarkEnd w:id="6"/>
+        <w:t xml:space="preserve">b. Modificar el </w:t>
+      </w:r>
+      <w:proofErr w:type="spellStart"/>
+      <w:r>
+        <w:rPr>
+          <w:rStyle w:val="Textoennegrita"/>
+          <w:b w:val="0"/>
+          <w:bCs w:val="0"/>
+        </w:rPr>
+        <w:t>Dockerfile</w:t>
+      </w:r>
+      <w:proofErr w:type="spellEnd"/>
+      <w:r>
+        <w:rPr>
+          <w:rStyle w:val="Textoennegrita"/>
+          <w:b w:val="0"/>
+          <w:bCs w:val="0"/>
+        </w:rPr>
+        <w:t xml:space="preserve"> si es Necesario</w:t>
+      </w:r>
+      <w:bookmarkEnd w:id="5"/>
     </w:p>
     <w:p>
       <w:pPr>
@@ -2953,7 +3121,7 @@
       <w:pPr>
         <w:pStyle w:val="Ttulo3"/>
       </w:pPr>
-      <w:bookmarkStart w:id="7" w:name="_Toc182655059"/>
+      <w:bookmarkStart w:id="6" w:name="_Toc182655059"/>
       <w:r>
         <w:rPr>
           <w:rStyle w:val="Textoennegrita"/>
@@ -2962,7 +3130,7 @@
         </w:rPr>
         <w:t>c. Construir y Probar Localmente</w:t>
       </w:r>
-      <w:bookmarkEnd w:id="7"/>
+      <w:bookmarkEnd w:id="6"/>
     </w:p>
     <w:p>
       <w:pPr>
@@ -2993,17 +3161,32 @@
           <w:u w:val="single"/>
         </w:rPr>
       </w:pPr>
-      <w:r>
-        <w:rPr>
-          <w:rStyle w:val="CdigoHTML"/>
-        </w:rPr>
-        <w:t>mvn clean package</w:t>
-      </w:r>
-      <w:r>
-        <w:rPr>
-          <w:rStyle w:val="CdigoHTML"/>
-        </w:rPr>
-        <w:t xml:space="preserve"> -DskipTest</w:t>
+      <w:proofErr w:type="spellStart"/>
+      <w:r>
+        <w:rPr>
+          <w:rStyle w:val="CdigoHTML"/>
+        </w:rPr>
+        <w:t>mvn</w:t>
+      </w:r>
+      <w:proofErr w:type="spellEnd"/>
+      <w:r>
+        <w:rPr>
+          <w:rStyle w:val="CdigoHTML"/>
+        </w:rPr>
+        <w:t xml:space="preserve"> clean package</w:t>
+      </w:r>
+      <w:r>
+        <w:rPr>
+          <w:rStyle w:val="CdigoHTML"/>
+        </w:rPr>
+        <w:t xml:space="preserve"> -</w:t>
+      </w:r>
+      <w:proofErr w:type="spellStart"/>
+      <w:r>
+        <w:rPr>
+          <w:rStyle w:val="CdigoHTML"/>
+        </w:rPr>
+        <w:t>DskipTest</w:t>
       </w:r>
       <w:r>
         <w:rPr>
@@ -3011,6 +3194,7 @@
         </w:rPr>
         <w:t>s</w:t>
       </w:r>
+      <w:proofErr w:type="spellEnd"/>
     </w:p>
     <w:p>
       <w:pPr>
@@ -3029,7 +3213,25 @@
           <w:rFonts w:eastAsiaTheme="majorEastAsia"/>
           <w:lang w:val="es-PE"/>
         </w:rPr>
-        <w:t>Construir la imagen de Docker:</w:t>
+        <w:t xml:space="preserve">Construir la imagen de </w:t>
+      </w:r>
+      <w:proofErr w:type="spellStart"/>
+      <w:r>
+        <w:rPr>
+          <w:rStyle w:val="Textoennegrita"/>
+          <w:rFonts w:eastAsiaTheme="majorEastAsia"/>
+          <w:lang w:val="es-PE"/>
+        </w:rPr>
+        <w:t>Docker</w:t>
+      </w:r>
+      <w:proofErr w:type="spellEnd"/>
+      <w:r>
+        <w:rPr>
+          <w:rStyle w:val="Textoennegrita"/>
+          <w:rFonts w:eastAsiaTheme="majorEastAsia"/>
+          <w:lang w:val="es-PE"/>
+        </w:rPr>
+        <w:t>:</w:t>
       </w:r>
     </w:p>
     <w:p>
@@ -3041,13 +3243,47 @@
           <w:lang w:val="es-PE"/>
         </w:rPr>
       </w:pPr>
-      <w:r>
-        <w:rPr>
-          <w:rStyle w:val="CdigoHTML"/>
-          <w:lang w:val="es-PE"/>
-        </w:rPr>
-        <w:t>docker build -t tu-nombre-de-imagen .</w:t>
-      </w:r>
+      <w:proofErr w:type="spellStart"/>
+      <w:r>
+        <w:rPr>
+          <w:rStyle w:val="CdigoHTML"/>
+          <w:lang w:val="es-PE"/>
+        </w:rPr>
+        <w:t>docker</w:t>
+      </w:r>
+      <w:proofErr w:type="spellEnd"/>
+      <w:r>
+        <w:rPr>
+          <w:rStyle w:val="CdigoHTML"/>
+          <w:lang w:val="es-PE"/>
+        </w:rPr>
+        <w:t xml:space="preserve"> </w:t>
+      </w:r>
+      <w:proofErr w:type="spellStart"/>
+      <w:r>
+        <w:rPr>
+          <w:rStyle w:val="CdigoHTML"/>
+          <w:lang w:val="es-PE"/>
+        </w:rPr>
+        <w:t>build</w:t>
+      </w:r>
+      <w:proofErr w:type="spellEnd"/>
+      <w:r>
+        <w:rPr>
+          <w:rStyle w:val="CdigoHTML"/>
+          <w:lang w:val="es-PE"/>
+        </w:rPr>
+        <w:t xml:space="preserve"> -t tu-nombre-de-</w:t>
+      </w:r>
+      <w:proofErr w:type="gramStart"/>
+      <w:r>
+        <w:rPr>
+          <w:rStyle w:val="CdigoHTML"/>
+          <w:lang w:val="es-PE"/>
+        </w:rPr>
+        <w:t>imagen .</w:t>
+      </w:r>
+      <w:proofErr w:type="gramEnd"/>
     </w:p>
     <w:p>
       <w:pPr>
@@ -3069,7 +3305,25 @@
           <w:rFonts w:eastAsiaTheme="majorEastAsia"/>
           <w:lang w:val="es-PE"/>
         </w:rPr>
-        <w:t>Probar la imagen de Docker localmente:</w:t>
+        <w:t xml:space="preserve">Probar la imagen de </w:t>
+      </w:r>
+      <w:proofErr w:type="spellStart"/>
+      <w:r>
+        <w:rPr>
+          <w:rStyle w:val="Textoennegrita"/>
+          <w:rFonts w:eastAsiaTheme="majorEastAsia"/>
+          <w:lang w:val="es-PE"/>
+        </w:rPr>
+        <w:t>Docker</w:t>
+      </w:r>
+      <w:proofErr w:type="spellEnd"/>
+      <w:r>
+        <w:rPr>
+          <w:rStyle w:val="Textoennegrita"/>
+          <w:rFonts w:eastAsiaTheme="majorEastAsia"/>
+          <w:lang w:val="es-PE"/>
+        </w:rPr>
+        <w:t xml:space="preserve"> localmente:</w:t>
       </w:r>
     </w:p>
     <w:p>
@@ -3080,87 +3334,34 @@
           <w:b/>
         </w:rPr>
       </w:pPr>
+      <w:proofErr w:type="spellStart"/>
       <w:r>
         <w:rPr>
           <w:rStyle w:val="Textoennegrita"/>
           <w:rFonts w:eastAsiaTheme="majorEastAsia"/>
           <w:b w:val="0"/>
         </w:rPr>
-        <w:t>Levanta el contenedor</w:t>
-      </w:r>
-    </w:p>
-    <w:p>
-      <w:pPr>
-        <w:pStyle w:val="HTMLconformatoprevio"/>
-        <w:ind w:left="720"/>
-        <w:rPr>
-          <w:rStyle w:val="CdigoHTML"/>
-        </w:rPr>
-      </w:pPr>
-      <w:r>
-        <w:rPr>
-          <w:rStyle w:val="CdigoHTML"/>
-        </w:rPr>
-        <w:t>docker run -p 9000:9000 -e SPRING_DATASOURCE_URL=... -e SPRING_DATASOURCE_USERNAME=... -e SPRING_DATASOURCE_PASSWORD=... tu-nombre-de-imagen</w:t>
-      </w:r>
-    </w:p>
-    <w:p>
-      <w:pPr>
-        <w:pStyle w:val="HTMLconformatoprevio"/>
-        <w:ind w:left="720"/>
-        <w:rPr>
-          <w:rStyle w:val="CdigoHTML"/>
-        </w:rPr>
-      </w:pPr>
-    </w:p>
-    <w:p>
-      <w:pPr>
-        <w:pStyle w:val="HTMLconformatoprevio"/>
-        <w:ind w:left="720"/>
-        <w:rPr>
-          <w:rStyle w:val="CdigoHTML"/>
-        </w:rPr>
-      </w:pPr>
-      <w:r>
-        <w:rPr>
-          <w:rStyle w:val="CdigoHTML"/>
-        </w:rPr>
-        <w:t>Ejemplo:</w:t>
-      </w:r>
-    </w:p>
-    <w:p>
-      <w:pPr>
-        <w:pStyle w:val="HTMLconformatoprevio"/>
-        <w:ind w:left="720"/>
-        <w:rPr>
-          <w:rStyle w:val="CdigoHTML"/>
-        </w:rPr>
-      </w:pPr>
-      <w:r>
-        <w:rPr>
-          <w:rStyle w:val="CdigoHTML"/>
-        </w:rPr>
-        <w:t>docker run -p 9000:9000 -e SPRING_DATASOURCE_URL=jdbc:postgresql://host.docker.internal:5432/mensajes -e SPRING_DATASOURCE_USERNAME=postgres -e SPRING_DATASOURCE_PASSWORD=postgres app-java-basico-app</w:t>
-      </w:r>
-    </w:p>
-    <w:p>
-      <w:pPr>
-        <w:pStyle w:val="NormalWeb"/>
-        <w:ind w:left="720"/>
-        <w:rPr>
-          <w:b/>
-          <w:lang w:val="es-PE"/>
-        </w:rPr>
-      </w:pPr>
+        <w:t>Levanta</w:t>
+      </w:r>
+      <w:proofErr w:type="spellEnd"/>
       <w:r>
         <w:rPr>
           <w:rStyle w:val="Textoennegrita"/>
           <w:rFonts w:eastAsiaTheme="majorEastAsia"/>
           <w:b w:val="0"/>
-          <w:lang w:val="es-PE"/>
-        </w:rPr>
-        <w:t>Prueba la aplicación con los verbos get y put</w:t>
-      </w:r>
+        </w:rPr>
+        <w:t xml:space="preserve"> el </w:t>
+      </w:r>
+      <w:proofErr w:type="spellStart"/>
+      <w:r>
+        <w:rPr>
+          <w:rStyle w:val="Textoennegrita"/>
+          <w:rFonts w:eastAsiaTheme="majorEastAsia"/>
+          <w:b w:val="0"/>
+        </w:rPr>
+        <w:t>contenedor</w:t>
+      </w:r>
+      <w:proofErr w:type="spellEnd"/>
     </w:p>
     <w:p>
       <w:pPr>
@@ -3168,23 +3369,58 @@
         <w:ind w:left="720"/>
         <w:rPr>
           <w:rStyle w:val="CdigoHTML"/>
-          <w:lang w:val="es-PE"/>
-        </w:rPr>
-      </w:pPr>
-      <w:r>
-        <w:rPr>
-          <w:rStyle w:val="CdigoHTML"/>
-          <w:lang w:val="es-PE"/>
-        </w:rPr>
-        <w:t>Para probar puedes usar p</w:t>
-      </w:r>
-      <w:r>
-        <w:rPr>
-          <w:rStyle w:val="CdigoHTML"/>
-          <w:lang w:val="es-PE"/>
-        </w:rPr>
-        <w:t>ostman o la línea de comandos</w:t>
-      </w:r>
+        </w:rPr>
+      </w:pPr>
+      <w:proofErr w:type="spellStart"/>
+      <w:r>
+        <w:rPr>
+          <w:rStyle w:val="CdigoHTML"/>
+        </w:rPr>
+        <w:t>docker</w:t>
+      </w:r>
+      <w:proofErr w:type="spellEnd"/>
+      <w:r>
+        <w:rPr>
+          <w:rStyle w:val="CdigoHTML"/>
+        </w:rPr>
+        <w:t xml:space="preserve"> run -p 9000:9000 -e SPRING_DATASOURCE_URL=... -e SPRING_DATASOURCE_USERNAME=... -e SPRING_DATASOURCE_PASSWORD=... </w:t>
+      </w:r>
+      <w:proofErr w:type="spellStart"/>
+      <w:r>
+        <w:rPr>
+          <w:rStyle w:val="CdigoHTML"/>
+        </w:rPr>
+        <w:t>tu</w:t>
+      </w:r>
+      <w:proofErr w:type="spellEnd"/>
+      <w:r>
+        <w:rPr>
+          <w:rStyle w:val="CdigoHTML"/>
+        </w:rPr>
+        <w:t>-</w:t>
+      </w:r>
+      <w:proofErr w:type="spellStart"/>
+      <w:r>
+        <w:rPr>
+          <w:rStyle w:val="CdigoHTML"/>
+        </w:rPr>
+        <w:t>nombre</w:t>
+      </w:r>
+      <w:proofErr w:type="spellEnd"/>
+      <w:r>
+        <w:rPr>
+          <w:rStyle w:val="CdigoHTML"/>
+        </w:rPr>
+        <w:t>-de-</w:t>
+      </w:r>
+      <w:proofErr w:type="spellStart"/>
+      <w:r>
+        <w:rPr>
+          <w:rStyle w:val="CdigoHTML"/>
+        </w:rPr>
+        <w:t>imagen</w:t>
+      </w:r>
+      <w:proofErr w:type="spellEnd"/>
     </w:p>
     <w:p>
       <w:pPr>
@@ -3192,22 +3428,303 @@
         <w:ind w:left="720"/>
         <w:rPr>
           <w:rStyle w:val="CdigoHTML"/>
-          <w:lang w:val="es-PE"/>
-        </w:rPr>
-      </w:pPr>
-      <w:r>
-        <w:rPr>
-          <w:rStyle w:val="CdigoHTML"/>
-          <w:lang w:val="es-PE"/>
-        </w:rPr>
-        <w:t xml:space="preserve">&gt; curl </w:t>
-      </w:r>
-      <w:r>
-        <w:rPr>
-          <w:rStyle w:val="CdigoHTML"/>
-          <w:lang w:val="es-PE"/>
-        </w:rPr>
-        <w:t xml:space="preserve">-X POST http://127.0.0.1:9000/mensaje -H 'Content-Type: application/json' -d '{"texto":"Este mensaje </w:t>
+        </w:rPr>
+      </w:pPr>
+    </w:p>
+    <w:p>
+      <w:pPr>
+        <w:pStyle w:val="HTMLconformatoprevio"/>
+        <w:ind w:left="720"/>
+        <w:rPr>
+          <w:rStyle w:val="CdigoHTML"/>
+        </w:rPr>
+      </w:pPr>
+      <w:proofErr w:type="spellStart"/>
+      <w:r>
+        <w:rPr>
+          <w:rStyle w:val="CdigoHTML"/>
+        </w:rPr>
+        <w:t>Ejemplo</w:t>
+      </w:r>
+      <w:proofErr w:type="spellEnd"/>
+      <w:r>
+        <w:rPr>
+          <w:rStyle w:val="CdigoHTML"/>
+        </w:rPr>
+        <w:t>:</w:t>
+      </w:r>
+    </w:p>
+    <w:p>
+      <w:pPr>
+        <w:pStyle w:val="HTMLconformatoprevio"/>
+        <w:ind w:left="720"/>
+        <w:rPr>
+          <w:rStyle w:val="CdigoHTML"/>
+        </w:rPr>
+      </w:pPr>
+      <w:proofErr w:type="spellStart"/>
+      <w:r>
+        <w:rPr>
+          <w:rStyle w:val="CdigoHTML"/>
+        </w:rPr>
+        <w:t>docker</w:t>
+      </w:r>
+      <w:proofErr w:type="spellEnd"/>
+      <w:r>
+        <w:rPr>
+          <w:rStyle w:val="CdigoHTML"/>
+        </w:rPr>
+        <w:t xml:space="preserve"> run -p 9000:9000 -e SPRING_DATASOURCE_URL=</w:t>
+      </w:r>
+      <w:proofErr w:type="gramStart"/>
+      <w:r>
+        <w:rPr>
+          <w:rStyle w:val="CdigoHTML"/>
+        </w:rPr>
+        <w:t>jdbc:postgresql://host.docker.internal:5432/mensajes</w:t>
+      </w:r>
+      <w:proofErr w:type="gramEnd"/>
+      <w:r>
+        <w:rPr>
+          <w:rStyle w:val="CdigoHTML"/>
+        </w:rPr>
+        <w:t xml:space="preserve"> -e SPRING_DATASOURCE_USERNAME=</w:t>
+      </w:r>
+      <w:proofErr w:type="spellStart"/>
+      <w:r>
+        <w:rPr>
+          <w:rStyle w:val="CdigoHTML"/>
+        </w:rPr>
+        <w:t>postgres</w:t>
+      </w:r>
+      <w:proofErr w:type="spellEnd"/>
+      <w:r>
+        <w:rPr>
+          <w:rStyle w:val="CdigoHTML"/>
+        </w:rPr>
+        <w:t xml:space="preserve"> -e SPRING_DATASOURCE_PASSWORD=</w:t>
+      </w:r>
+      <w:proofErr w:type="spellStart"/>
+      <w:r>
+        <w:rPr>
+          <w:rStyle w:val="CdigoHTML"/>
+        </w:rPr>
+        <w:t>postgres</w:t>
+      </w:r>
+      <w:proofErr w:type="spellEnd"/>
+      <w:r>
+        <w:rPr>
+          <w:rStyle w:val="CdigoHTML"/>
+        </w:rPr>
+        <w:t xml:space="preserve"> app-java-</w:t>
+      </w:r>
+      <w:proofErr w:type="spellStart"/>
+      <w:r>
+        <w:rPr>
+          <w:rStyle w:val="CdigoHTML"/>
+        </w:rPr>
+        <w:t>basico</w:t>
+      </w:r>
+      <w:proofErr w:type="spellEnd"/>
+      <w:r>
+        <w:rPr>
+          <w:rStyle w:val="CdigoHTML"/>
+        </w:rPr>
+        <w:t>-app</w:t>
+      </w:r>
+    </w:p>
+    <w:p>
+      <w:pPr>
+        <w:pStyle w:val="NormalWeb"/>
+        <w:ind w:left="720"/>
+        <w:rPr>
+          <w:b/>
+          <w:lang w:val="es-PE"/>
+        </w:rPr>
+      </w:pPr>
+      <w:r>
+        <w:rPr>
+          <w:rStyle w:val="Textoennegrita"/>
+          <w:rFonts w:eastAsiaTheme="majorEastAsia"/>
+          <w:b w:val="0"/>
+          <w:lang w:val="es-PE"/>
+        </w:rPr>
+        <w:t xml:space="preserve">Prueba la aplicación con los verbos </w:t>
+      </w:r>
+      <w:proofErr w:type="spellStart"/>
+      <w:r>
+        <w:rPr>
+          <w:rStyle w:val="Textoennegrita"/>
+          <w:rFonts w:eastAsiaTheme="majorEastAsia"/>
+          <w:b w:val="0"/>
+          <w:lang w:val="es-PE"/>
+        </w:rPr>
+        <w:t>get</w:t>
+      </w:r>
+      <w:proofErr w:type="spellEnd"/>
+      <w:r>
+        <w:rPr>
+          <w:rStyle w:val="Textoennegrita"/>
+          <w:rFonts w:eastAsiaTheme="majorEastAsia"/>
+          <w:b w:val="0"/>
+          <w:lang w:val="es-PE"/>
+        </w:rPr>
+        <w:t xml:space="preserve"> y </w:t>
+      </w:r>
+      <w:proofErr w:type="spellStart"/>
+      <w:r>
+        <w:rPr>
+          <w:rStyle w:val="Textoennegrita"/>
+          <w:rFonts w:eastAsiaTheme="majorEastAsia"/>
+          <w:b w:val="0"/>
+          <w:lang w:val="es-PE"/>
+        </w:rPr>
+        <w:t>put</w:t>
+      </w:r>
+      <w:proofErr w:type="spellEnd"/>
+    </w:p>
+    <w:p>
+      <w:pPr>
+        <w:pStyle w:val="HTMLconformatoprevio"/>
+        <w:ind w:left="720"/>
+        <w:rPr>
+          <w:rStyle w:val="CdigoHTML"/>
+          <w:lang w:val="es-PE"/>
+        </w:rPr>
+      </w:pPr>
+      <w:r>
+        <w:rPr>
+          <w:rStyle w:val="CdigoHTML"/>
+          <w:lang w:val="es-PE"/>
+        </w:rPr>
+        <w:t xml:space="preserve">Para probar puedes usar </w:t>
+      </w:r>
+      <w:proofErr w:type="spellStart"/>
+      <w:r>
+        <w:rPr>
+          <w:rStyle w:val="CdigoHTML"/>
+          <w:lang w:val="es-PE"/>
+        </w:rPr>
+        <w:t>p</w:t>
+      </w:r>
+      <w:r>
+        <w:rPr>
+          <w:rStyle w:val="CdigoHTML"/>
+          <w:lang w:val="es-PE"/>
+        </w:rPr>
+        <w:t>ostman</w:t>
+      </w:r>
+      <w:proofErr w:type="spellEnd"/>
+      <w:r>
+        <w:rPr>
+          <w:rStyle w:val="CdigoHTML"/>
+          <w:lang w:val="es-PE"/>
+        </w:rPr>
+        <w:t xml:space="preserve"> o la línea de comandos</w:t>
+      </w:r>
+    </w:p>
+    <w:p>
+      <w:pPr>
+        <w:pStyle w:val="HTMLconformatoprevio"/>
+        <w:ind w:left="720"/>
+        <w:rPr>
+          <w:rStyle w:val="CdigoHTML"/>
+          <w:lang w:val="es-PE"/>
+        </w:rPr>
+      </w:pPr>
+      <w:r>
+        <w:rPr>
+          <w:rStyle w:val="CdigoHTML"/>
+          <w:lang w:val="es-PE"/>
+        </w:rPr>
+        <w:t xml:space="preserve">&gt; </w:t>
+      </w:r>
+      <w:proofErr w:type="spellStart"/>
+      <w:r>
+        <w:rPr>
+          <w:rStyle w:val="CdigoHTML"/>
+          <w:lang w:val="es-PE"/>
+        </w:rPr>
+        <w:t>curl</w:t>
+      </w:r>
+      <w:proofErr w:type="spellEnd"/>
+      <w:r>
+        <w:rPr>
+          <w:rStyle w:val="CdigoHTML"/>
+          <w:lang w:val="es-PE"/>
+        </w:rPr>
+        <w:t xml:space="preserve"> </w:t>
+      </w:r>
+      <w:r>
+        <w:rPr>
+          <w:rStyle w:val="CdigoHTML"/>
+          <w:lang w:val="es-PE"/>
+        </w:rPr>
+        <w:t>-X POST http://127.0.0.1:9000/mensaje -H 'Content-</w:t>
+      </w:r>
+      <w:proofErr w:type="spellStart"/>
+      <w:r>
+        <w:rPr>
+          <w:rStyle w:val="CdigoHTML"/>
+          <w:lang w:val="es-PE"/>
+        </w:rPr>
+        <w:t>Type</w:t>
+      </w:r>
+      <w:proofErr w:type="spellEnd"/>
+      <w:r>
+        <w:rPr>
+          <w:rStyle w:val="CdigoHTML"/>
+          <w:lang w:val="es-PE"/>
+        </w:rPr>
+        <w:t xml:space="preserve">: </w:t>
+      </w:r>
+      <w:proofErr w:type="spellStart"/>
+      <w:r>
+        <w:rPr>
+          <w:rStyle w:val="CdigoHTML"/>
+          <w:lang w:val="es-PE"/>
+        </w:rPr>
+        <w:t>application</w:t>
+      </w:r>
+      <w:proofErr w:type="spellEnd"/>
+      <w:r>
+        <w:rPr>
+          <w:rStyle w:val="CdigoHTML"/>
+          <w:lang w:val="es-PE"/>
+        </w:rPr>
+        <w:t>/</w:t>
+      </w:r>
+      <w:proofErr w:type="spellStart"/>
+      <w:r>
+        <w:rPr>
+          <w:rStyle w:val="CdigoHTML"/>
+          <w:lang w:val="es-PE"/>
+        </w:rPr>
+        <w:t>json</w:t>
+      </w:r>
+      <w:proofErr w:type="spellEnd"/>
+      <w:r>
+        <w:rPr>
+          <w:rStyle w:val="CdigoHTML"/>
+          <w:lang w:val="es-PE"/>
+        </w:rPr>
+        <w:t>' -d '{"</w:t>
+      </w:r>
+      <w:proofErr w:type="spellStart"/>
+      <w:r>
+        <w:rPr>
+          <w:rStyle w:val="CdigoHTML"/>
+          <w:lang w:val="es-PE"/>
+        </w:rPr>
+        <w:t>texto":"Este</w:t>
+      </w:r>
+      <w:proofErr w:type="spellEnd"/>
+      <w:r>
+        <w:rPr>
+          <w:rStyle w:val="CdigoHTML"/>
+          <w:lang w:val="es-PE"/>
+        </w:rPr>
+        <w:t xml:space="preserve"> mensaje </w:t>
       </w:r>
       <w:r>
         <w:rPr>
@@ -3256,7 +3773,7 @@
       <w:pPr>
         <w:pStyle w:val="Ttulo2"/>
       </w:pPr>
-      <w:bookmarkStart w:id="8" w:name="_Toc182655060"/>
+      <w:bookmarkStart w:id="7" w:name="_Toc182655060"/>
       <w:r>
         <w:rPr>
           <w:rStyle w:val="Textoennegrita"/>
@@ -3265,13 +3782,13 @@
         </w:rPr>
         <w:t>2. Configurar Jenkins para la Canalización CI/CD</w:t>
       </w:r>
-      <w:bookmarkEnd w:id="8"/>
+      <w:bookmarkEnd w:id="7"/>
     </w:p>
     <w:p>
       <w:pPr>
         <w:pStyle w:val="Ttulo3"/>
       </w:pPr>
-      <w:bookmarkStart w:id="9" w:name="_Toc182655061"/>
+      <w:bookmarkStart w:id="8" w:name="_Toc182655061"/>
       <w:r>
         <w:rPr>
           <w:rStyle w:val="Textoennegrita"/>
@@ -3280,7 +3797,7 @@
         </w:rPr>
         <w:t>a. Instalar y Configurar Jenkins</w:t>
       </w:r>
-      <w:bookmarkEnd w:id="9"/>
+      <w:bookmarkEnd w:id="8"/>
     </w:p>
     <w:p>
       <w:pPr>
@@ -3809,8 +4326,50 @@
         <w:rPr>
           <w:rStyle w:val="CdigoHTML"/>
         </w:rPr>
-        <w:t>&gt; docker build -t Jenkins-azure .</w:t>
-      </w:r>
+        <w:t xml:space="preserve">&gt; </w:t>
+      </w:r>
+      <w:proofErr w:type="spellStart"/>
+      <w:r>
+        <w:rPr>
+          <w:rStyle w:val="CdigoHTML"/>
+        </w:rPr>
+        <w:t>docker</w:t>
+      </w:r>
+      <w:proofErr w:type="spellEnd"/>
+      <w:r>
+        <w:rPr>
+          <w:rStyle w:val="CdigoHTML"/>
+        </w:rPr>
+        <w:t xml:space="preserve"> build -t </w:t>
+      </w:r>
+      <w:proofErr w:type="spellStart"/>
+      <w:r>
+        <w:rPr>
+          <w:rStyle w:val="CdigoHTML"/>
+        </w:rPr>
+        <w:t>j</w:t>
+      </w:r>
+      <w:r>
+        <w:rPr>
+          <w:rStyle w:val="CdigoHTML"/>
+        </w:rPr>
+        <w:t>enkins</w:t>
+      </w:r>
+      <w:proofErr w:type="spellEnd"/>
+      <w:r>
+        <w:rPr>
+          <w:rStyle w:val="CdigoHTML"/>
+        </w:rPr>
+        <w:t>-</w:t>
+      </w:r>
+      <w:proofErr w:type="gramStart"/>
+      <w:r>
+        <w:rPr>
+          <w:rStyle w:val="CdigoHTML"/>
+        </w:rPr>
+        <w:t>azure .</w:t>
+      </w:r>
+      <w:proofErr w:type="gramEnd"/>
     </w:p>
     <w:p>
       <w:pPr>
@@ -3846,7 +4405,21 @@
         <w:rPr>
           <w:rStyle w:val="CdigoHTML"/>
         </w:rPr>
-        <w:t>docker run -d \</w:t>
+        <w:t xml:space="preserve">$ </w:t>
+      </w:r>
+      <w:proofErr w:type="spellStart"/>
+      <w:r>
+        <w:rPr>
+          <w:rStyle w:val="CdigoHTML"/>
+        </w:rPr>
+        <w:t>docker</w:t>
+      </w:r>
+      <w:proofErr w:type="spellEnd"/>
+      <w:r>
+        <w:rPr>
+          <w:rStyle w:val="CdigoHTML"/>
+        </w:rPr>
+        <w:t xml:space="preserve"> run -d \</w:t>
       </w:r>
     </w:p>
     <w:p>
@@ -3963,7 +4536,27 @@
         <w:rPr>
           <w:rStyle w:val="CdigoHTML"/>
         </w:rPr>
-        <w:t xml:space="preserve">  jenkins-custom</w:t>
+        <w:t xml:space="preserve">  </w:t>
+      </w:r>
+      <w:proofErr w:type="spellStart"/>
+      <w:r>
+        <w:rPr>
+          <w:rStyle w:val="CdigoHTML"/>
+        </w:rPr>
+        <w:t>jenkins</w:t>
+      </w:r>
+      <w:proofErr w:type="spellEnd"/>
+      <w:r>
+        <w:rPr>
+          <w:rStyle w:val="CdigoHTML"/>
+        </w:rPr>
+        <w:t>-</w:t>
+      </w:r>
+      <w:r>
+        <w:rPr>
+          <w:rStyle w:val="CdigoHTML"/>
+        </w:rPr>
+        <w:t>azure</w:t>
       </w:r>
     </w:p>
     <w:p>
@@ -4320,6 +4913,7 @@
           <w:rStyle w:val="Textoennegrita"/>
           <w:rFonts w:eastAsiaTheme="majorEastAsia"/>
           <w:b w:val="0"/>
+          <w:lang w:val="es-PE"/>
         </w:rPr>
       </w:pPr>
       <w:r>
@@ -4327,16 +4921,38 @@
           <w:rStyle w:val="Textoennegrita"/>
           <w:rFonts w:eastAsiaTheme="majorEastAsia"/>
           <w:b w:val="0"/>
+          <w:lang w:val="es-PE"/>
         </w:rPr>
         <w:t xml:space="preserve">Registre el usuario administrador y clic en </w:t>
       </w:r>
+      <w:proofErr w:type="spellStart"/>
       <w:r>
         <w:rPr>
           <w:rStyle w:val="Textoennegrita"/>
           <w:rFonts w:eastAsiaTheme="majorEastAsia"/>
-        </w:rPr>
-        <w:t>Save and Continue</w:t>
-      </w:r>
+          <w:lang w:val="es-PE"/>
+        </w:rPr>
+        <w:t>Save</w:t>
+      </w:r>
+      <w:proofErr w:type="spellEnd"/>
+      <w:r>
+        <w:rPr>
+          <w:rStyle w:val="Textoennegrita"/>
+          <w:rFonts w:eastAsiaTheme="majorEastAsia"/>
+          <w:lang w:val="es-PE"/>
+        </w:rPr>
+        <w:t xml:space="preserve"> and </w:t>
+      </w:r>
+      <w:proofErr w:type="spellStart"/>
+      <w:r>
+        <w:rPr>
+          <w:rStyle w:val="Textoennegrita"/>
+          <w:rFonts w:eastAsiaTheme="majorEastAsia"/>
+          <w:lang w:val="es-PE"/>
+        </w:rPr>
+        <w:t>Continue</w:t>
+      </w:r>
+      <w:proofErr w:type="spellEnd"/>
     </w:p>
     <w:p>
       <w:pPr>
@@ -4410,6 +5026,7 @@
           <w:rStyle w:val="Textoennegrita"/>
           <w:rFonts w:eastAsiaTheme="majorEastAsia"/>
           <w:b w:val="0"/>
+          <w:lang w:val="es-PE"/>
         </w:rPr>
       </w:pPr>
       <w:r>
@@ -4417,6 +5034,7 @@
           <w:rStyle w:val="Textoennegrita"/>
           <w:rFonts w:eastAsiaTheme="majorEastAsia"/>
           <w:b w:val="0"/>
+          <w:lang w:val="es-PE"/>
         </w:rPr>
         <w:lastRenderedPageBreak/>
         <w:t>Confirme la ruta de Jenkins:</w:t>
@@ -4579,7 +5197,7 @@
       <w:pPr>
         <w:pStyle w:val="Ttulo3"/>
       </w:pPr>
-      <w:bookmarkStart w:id="10" w:name="_Toc182655062"/>
+      <w:bookmarkStart w:id="9" w:name="_Toc182655062"/>
       <w:r>
         <w:rPr>
           <w:rStyle w:val="Textoennegrita"/>
@@ -4588,7 +5206,7 @@
         </w:rPr>
         <w:t>b. Configurar Credenciales en Jenkins</w:t>
       </w:r>
-      <w:bookmarkEnd w:id="10"/>
+      <w:bookmarkEnd w:id="9"/>
     </w:p>
     <w:p>
       <w:pPr>
@@ -4668,15 +5286,109 @@
         <w:ind w:left="720"/>
         <w:rPr>
           <w:rStyle w:val="CdigoHTML"/>
-          <w:lang w:val="es-PE"/>
-        </w:rPr>
-      </w:pPr>
-      <w:r>
-        <w:rPr>
-          <w:rStyle w:val="CdigoHTML"/>
-          <w:lang w:val="es-PE"/>
-        </w:rPr>
-        <w:t>&gt; az login --username &lt;email_de_tu_cuenta&gt;</w:t>
+        </w:rPr>
+      </w:pPr>
+      <w:r>
+        <w:rPr>
+          <w:rStyle w:val="CdigoHTML"/>
+        </w:rPr>
+        <w:t xml:space="preserve">&gt; </w:t>
+      </w:r>
+      <w:proofErr w:type="spellStart"/>
+      <w:r>
+        <w:rPr>
+          <w:rStyle w:val="CdigoHTML"/>
+        </w:rPr>
+        <w:t>az</w:t>
+      </w:r>
+      <w:proofErr w:type="spellEnd"/>
+      <w:r>
+        <w:rPr>
+          <w:rStyle w:val="CdigoHTML"/>
+        </w:rPr>
+        <w:t xml:space="preserve"> login --use-device-code</w:t>
+      </w:r>
+    </w:p>
+    <w:p>
+      <w:pPr>
+        <w:pStyle w:val="HTMLconformatoprevio"/>
+        <w:ind w:left="720"/>
+        <w:rPr>
+          <w:rStyle w:val="CdigoHTML"/>
+          <w:lang w:val="es-PE"/>
+        </w:rPr>
+      </w:pPr>
+      <w:r>
+        <w:rPr>
+          <w:rStyle w:val="CdigoHTML"/>
+          <w:lang w:val="es-PE"/>
+        </w:rPr>
+        <w:t>También puede usar</w:t>
+      </w:r>
+    </w:p>
+    <w:p>
+      <w:pPr>
+        <w:pStyle w:val="HTMLconformatoprevio"/>
+        <w:ind w:left="720"/>
+        <w:rPr>
+          <w:rStyle w:val="CdigoHTML"/>
+          <w:lang w:val="es-PE"/>
+        </w:rPr>
+      </w:pPr>
+      <w:r>
+        <w:rPr>
+          <w:rStyle w:val="CdigoHTML"/>
+          <w:lang w:val="es-PE"/>
+        </w:rPr>
+        <w:t xml:space="preserve">&gt; </w:t>
+      </w:r>
+      <w:proofErr w:type="spellStart"/>
+      <w:r>
+        <w:rPr>
+          <w:rStyle w:val="CdigoHTML"/>
+          <w:lang w:val="es-PE"/>
+        </w:rPr>
+        <w:t>az</w:t>
+      </w:r>
+      <w:proofErr w:type="spellEnd"/>
+      <w:r>
+        <w:rPr>
+          <w:rStyle w:val="CdigoHTML"/>
+          <w:lang w:val="es-PE"/>
+        </w:rPr>
+        <w:t xml:space="preserve"> </w:t>
+      </w:r>
+      <w:proofErr w:type="spellStart"/>
+      <w:r>
+        <w:rPr>
+          <w:rStyle w:val="CdigoHTML"/>
+          <w:lang w:val="es-PE"/>
+        </w:rPr>
+        <w:t>login</w:t>
+      </w:r>
+      <w:proofErr w:type="spellEnd"/>
+      <w:r>
+        <w:rPr>
+          <w:rStyle w:val="CdigoHTML"/>
+          <w:lang w:val="es-PE"/>
+        </w:rPr>
+        <w:t xml:space="preserve"> --</w:t>
+      </w:r>
+      <w:proofErr w:type="spellStart"/>
+      <w:r>
+        <w:rPr>
+          <w:rStyle w:val="CdigoHTML"/>
+          <w:lang w:val="es-PE"/>
+        </w:rPr>
+        <w:t>username</w:t>
+      </w:r>
+      <w:proofErr w:type="spellEnd"/>
+      <w:r>
+        <w:rPr>
+          <w:rStyle w:val="CdigoHTML"/>
+          <w:lang w:val="es-PE"/>
+        </w:rPr>
+        <w:t xml:space="preserve"> &lt;email_de_tu_cuenta&gt;</w:t>
       </w:r>
     </w:p>
     <w:p>
@@ -5330,7 +6042,6 @@
           <w:rStyle w:val="Textoennegrita"/>
           <w:rFonts w:eastAsiaTheme="majorEastAsia"/>
         </w:rPr>
-        <w:lastRenderedPageBreak/>
         <w:t>Credenciales de Git:</w:t>
       </w:r>
     </w:p>
@@ -5350,14 +6061,1346 @@
       <w:pPr>
         <w:pStyle w:val="Ttulo3"/>
       </w:pPr>
-      <w:bookmarkStart w:id="11" w:name="_Toc182655063"/>
       <w:r>
         <w:rPr>
           <w:rStyle w:val="Textoennegrita"/>
           <w:b w:val="0"/>
           <w:bCs w:val="0"/>
         </w:rPr>
-        <w:t>c. Crear una Canalización en Jenkins</w:t>
+        <w:t xml:space="preserve">c. Crear un </w:t>
+      </w:r>
+      <w:proofErr w:type="spellStart"/>
+      <w:r>
+        <w:rPr>
+          <w:rStyle w:val="Textoennegrita"/>
+          <w:b w:val="0"/>
+          <w:bCs w:val="0"/>
+        </w:rPr>
+        <w:t>Azure</w:t>
+      </w:r>
+      <w:proofErr w:type="spellEnd"/>
+      <w:r>
+        <w:rPr>
+          <w:rStyle w:val="Textoennegrita"/>
+          <w:b w:val="0"/>
+          <w:bCs w:val="0"/>
+        </w:rPr>
+        <w:t xml:space="preserve"> </w:t>
+      </w:r>
+      <w:proofErr w:type="spellStart"/>
+      <w:r>
+        <w:rPr>
+          <w:rStyle w:val="Textoennegrita"/>
+          <w:b w:val="0"/>
+          <w:bCs w:val="0"/>
+        </w:rPr>
+        <w:t>Container</w:t>
+      </w:r>
+      <w:proofErr w:type="spellEnd"/>
+      <w:r>
+        <w:rPr>
+          <w:rStyle w:val="Textoennegrita"/>
+          <w:b w:val="0"/>
+          <w:bCs w:val="0"/>
+        </w:rPr>
+        <w:t xml:space="preserve"> </w:t>
+      </w:r>
+      <w:proofErr w:type="spellStart"/>
+      <w:r>
+        <w:rPr>
+          <w:rStyle w:val="Textoennegrita"/>
+          <w:b w:val="0"/>
+          <w:bCs w:val="0"/>
+        </w:rPr>
+        <w:t>Registry</w:t>
+      </w:r>
+      <w:proofErr w:type="spellEnd"/>
+    </w:p>
+    <w:p>
+      <w:pPr>
+        <w:pStyle w:val="NormalWeb"/>
+        <w:rPr>
+          <w:lang w:val="es-PE"/>
+        </w:rPr>
+      </w:pPr>
+      <w:r>
+        <w:rPr>
+          <w:lang w:val="es-PE"/>
+        </w:rPr>
+        <w:t>Crea</w:t>
+      </w:r>
+      <w:r>
+        <w:rPr>
+          <w:lang w:val="es-PE"/>
+        </w:rPr>
+        <w:t>mos</w:t>
+      </w:r>
+      <w:r>
+        <w:rPr>
+          <w:lang w:val="es-PE"/>
+        </w:rPr>
+        <w:t xml:space="preserve"> un </w:t>
+      </w:r>
+      <w:proofErr w:type="spellStart"/>
+      <w:r>
+        <w:rPr>
+          <w:lang w:val="es-PE"/>
+        </w:rPr>
+        <w:t>Azure</w:t>
+      </w:r>
+      <w:proofErr w:type="spellEnd"/>
+      <w:r>
+        <w:rPr>
+          <w:lang w:val="es-PE"/>
+        </w:rPr>
+        <w:t xml:space="preserve"> </w:t>
+      </w:r>
+      <w:proofErr w:type="spellStart"/>
+      <w:r>
+        <w:rPr>
+          <w:lang w:val="es-PE"/>
+        </w:rPr>
+        <w:t>Container</w:t>
+      </w:r>
+      <w:proofErr w:type="spellEnd"/>
+      <w:r>
+        <w:rPr>
+          <w:lang w:val="es-PE"/>
+        </w:rPr>
+        <w:t xml:space="preserve"> </w:t>
+      </w:r>
+      <w:proofErr w:type="spellStart"/>
+      <w:r>
+        <w:rPr>
+          <w:lang w:val="es-PE"/>
+        </w:rPr>
+        <w:t>Registry</w:t>
+      </w:r>
+      <w:proofErr w:type="spellEnd"/>
+      <w:r>
+        <w:rPr>
+          <w:lang w:val="es-PE"/>
+        </w:rPr>
+        <w:t xml:space="preserve"> y anotamos los datos</w:t>
+      </w:r>
+      <w:r>
+        <w:rPr>
+          <w:lang w:val="es-PE"/>
+        </w:rPr>
+        <w:t xml:space="preserve"> </w:t>
+      </w:r>
+    </w:p>
+    <w:p>
+      <w:pPr>
+        <w:pStyle w:val="HTMLconformatoprevio"/>
+        <w:rPr>
+          <w:rStyle w:val="CdigoHTML"/>
+        </w:rPr>
+      </w:pPr>
+      <w:r>
+        <w:rPr>
+          <w:rStyle w:val="CdigoHTML"/>
+        </w:rPr>
+        <w:t xml:space="preserve">&gt; </w:t>
+      </w:r>
+      <w:proofErr w:type="spellStart"/>
+      <w:r>
+        <w:rPr>
+          <w:rStyle w:val="CdigoHTML"/>
+        </w:rPr>
+        <w:t>az</w:t>
+      </w:r>
+      <w:proofErr w:type="spellEnd"/>
+      <w:r>
+        <w:rPr>
+          <w:rStyle w:val="CdigoHTML"/>
+        </w:rPr>
+        <w:t xml:space="preserve"> </w:t>
+      </w:r>
+      <w:proofErr w:type="spellStart"/>
+      <w:r>
+        <w:rPr>
+          <w:rStyle w:val="CdigoHTML"/>
+        </w:rPr>
+        <w:t>acr</w:t>
+      </w:r>
+      <w:proofErr w:type="spellEnd"/>
+      <w:r>
+        <w:rPr>
+          <w:rStyle w:val="CdigoHTML"/>
+        </w:rPr>
+        <w:t xml:space="preserve"> create --resource-group </w:t>
+      </w:r>
+      <w:proofErr w:type="spellStart"/>
+      <w:r>
+        <w:rPr>
+          <w:rStyle w:val="CdigoHTML"/>
+        </w:rPr>
+        <w:t>GrupoDevOps</w:t>
+      </w:r>
+      <w:proofErr w:type="spellEnd"/>
+      <w:r>
+        <w:rPr>
+          <w:rStyle w:val="CdigoHTML"/>
+        </w:rPr>
+        <w:t xml:space="preserve"> --name </w:t>
+      </w:r>
+      <w:proofErr w:type="spellStart"/>
+      <w:r>
+        <w:rPr>
+          <w:rStyle w:val="CdigoHTML"/>
+          <w:highlight w:val="yellow"/>
+        </w:rPr>
+        <w:t>acrdevops</w:t>
+      </w:r>
+      <w:proofErr w:type="spellEnd"/>
+      <w:r>
+        <w:rPr>
+          <w:rStyle w:val="CdigoHTML"/>
+        </w:rPr>
+        <w:t xml:space="preserve"> --</w:t>
+      </w:r>
+      <w:proofErr w:type="spellStart"/>
+      <w:r>
+        <w:rPr>
+          <w:rStyle w:val="CdigoHTML"/>
+        </w:rPr>
+        <w:t>sku</w:t>
+      </w:r>
+      <w:proofErr w:type="spellEnd"/>
+      <w:r>
+        <w:rPr>
+          <w:rStyle w:val="CdigoHTML"/>
+        </w:rPr>
+        <w:t xml:space="preserve"> Standard</w:t>
+      </w:r>
+      <w:r>
+        <w:rPr>
+          <w:rStyle w:val="CdigoHTML"/>
+        </w:rPr>
+        <w:t xml:space="preserve"> --location </w:t>
+      </w:r>
+      <w:proofErr w:type="spellStart"/>
+      <w:r>
+        <w:rPr>
+          <w:rStyle w:val="CdigoHTML"/>
+        </w:rPr>
+        <w:t>eastus</w:t>
+      </w:r>
+      <w:proofErr w:type="spellEnd"/>
+    </w:p>
+    <w:p>
+      <w:pPr>
+        <w:pStyle w:val="HTMLconformatoprevio"/>
+        <w:rPr>
+          <w:rStyle w:val="CdigoHTML"/>
+        </w:rPr>
+      </w:pPr>
+    </w:p>
+    <w:p>
+      <w:pPr>
+        <w:pStyle w:val="HTMLconformatoprevio"/>
+        <w:rPr>
+          <w:rStyle w:val="CdigoHTML"/>
+          <w:lang w:val="es-PE"/>
+        </w:rPr>
+      </w:pPr>
+      <w:r>
+        <w:rPr>
+          <w:rStyle w:val="CdigoHTML"/>
+          <w:lang w:val="es-PE"/>
+        </w:rPr>
+        <w:t>D</w:t>
+      </w:r>
+      <w:r>
+        <w:rPr>
+          <w:rStyle w:val="CdigoHTML"/>
+          <w:lang w:val="es-PE"/>
+        </w:rPr>
+        <w:t xml:space="preserve">atos a anotar </w:t>
+      </w:r>
+    </w:p>
+    <w:p>
+      <w:pPr>
+        <w:pStyle w:val="HTMLconformatoprevio"/>
+        <w:rPr>
+          <w:rStyle w:val="CdigoHTML"/>
+          <w:lang w:val="es-PE"/>
+        </w:rPr>
+      </w:pPr>
+      <w:r>
+        <w:rPr>
+          <w:rStyle w:val="CdigoHTML"/>
+          <w:lang w:val="es-PE"/>
+        </w:rPr>
+        <w:t xml:space="preserve">Nombre del ACR: </w:t>
+      </w:r>
+      <w:proofErr w:type="spellStart"/>
+      <w:r>
+        <w:rPr>
+          <w:rStyle w:val="CdigoHTML"/>
+          <w:lang w:val="es-PE"/>
+        </w:rPr>
+        <w:t>acrdevops</w:t>
+      </w:r>
+      <w:proofErr w:type="spellEnd"/>
+    </w:p>
+    <w:p>
+      <w:pPr>
+        <w:pStyle w:val="Ttulo3"/>
+        <w:rPr>
+          <w:rStyle w:val="Textoennegrita"/>
+          <w:b w:val="0"/>
+          <w:bCs w:val="0"/>
+        </w:rPr>
+      </w:pPr>
+    </w:p>
+    <w:p>
+      <w:pPr>
+        <w:pStyle w:val="Ttulo3"/>
+      </w:pPr>
+      <w:r>
+        <w:rPr>
+          <w:rStyle w:val="Textoennegrita"/>
+          <w:b w:val="0"/>
+          <w:bCs w:val="0"/>
+        </w:rPr>
+        <w:t>d</w:t>
+      </w:r>
+      <w:r>
+        <w:rPr>
+          <w:rStyle w:val="Textoennegrita"/>
+          <w:b w:val="0"/>
+          <w:bCs w:val="0"/>
+        </w:rPr>
+        <w:t xml:space="preserve">. Crear un </w:t>
+      </w:r>
+      <w:proofErr w:type="spellStart"/>
+      <w:r>
+        <w:rPr>
+          <w:rStyle w:val="Textoennegrita"/>
+          <w:b w:val="0"/>
+          <w:bCs w:val="0"/>
+        </w:rPr>
+        <w:t>Azure</w:t>
+      </w:r>
+      <w:proofErr w:type="spellEnd"/>
+      <w:r>
+        <w:rPr>
+          <w:rStyle w:val="Textoennegrita"/>
+          <w:b w:val="0"/>
+          <w:bCs w:val="0"/>
+        </w:rPr>
+        <w:t xml:space="preserve"> </w:t>
+      </w:r>
+      <w:proofErr w:type="spellStart"/>
+      <w:r>
+        <w:rPr>
+          <w:rStyle w:val="Textoennegrita"/>
+          <w:b w:val="0"/>
+          <w:bCs w:val="0"/>
+        </w:rPr>
+        <w:t>Kubernetes</w:t>
+      </w:r>
+      <w:proofErr w:type="spellEnd"/>
+      <w:r>
+        <w:rPr>
+          <w:rStyle w:val="Textoennegrita"/>
+          <w:b w:val="0"/>
+          <w:bCs w:val="0"/>
+        </w:rPr>
+        <w:t xml:space="preserve"> </w:t>
+      </w:r>
+      <w:proofErr w:type="spellStart"/>
+      <w:r>
+        <w:rPr>
+          <w:rStyle w:val="Textoennegrita"/>
+          <w:b w:val="0"/>
+          <w:bCs w:val="0"/>
+        </w:rPr>
+        <w:t>Ser</w:t>
+      </w:r>
+      <w:r>
+        <w:rPr>
+          <w:rStyle w:val="Textoennegrita"/>
+          <w:b w:val="0"/>
+          <w:bCs w:val="0"/>
+        </w:rPr>
+        <w:t>v</w:t>
+      </w:r>
+      <w:r>
+        <w:rPr>
+          <w:rStyle w:val="Textoennegrita"/>
+          <w:b w:val="0"/>
+          <w:bCs w:val="0"/>
+        </w:rPr>
+        <w:t>ice</w:t>
+      </w:r>
+      <w:proofErr w:type="spellEnd"/>
+    </w:p>
+    <w:p>
+      <w:pPr>
+        <w:pStyle w:val="NormalWeb"/>
+        <w:rPr>
+          <w:lang w:val="es-PE"/>
+        </w:rPr>
+      </w:pPr>
+      <w:r>
+        <w:rPr>
+          <w:lang w:val="es-PE"/>
+        </w:rPr>
+        <w:t>Crea</w:t>
+      </w:r>
+      <w:r>
+        <w:rPr>
+          <w:lang w:val="es-PE"/>
+        </w:rPr>
+        <w:t>mos</w:t>
+      </w:r>
+      <w:r>
+        <w:rPr>
+          <w:lang w:val="es-PE"/>
+        </w:rPr>
+        <w:t xml:space="preserve"> un </w:t>
+      </w:r>
+      <w:proofErr w:type="spellStart"/>
+      <w:r>
+        <w:rPr>
+          <w:lang w:val="es-PE"/>
+        </w:rPr>
+        <w:t>Azure</w:t>
+      </w:r>
+      <w:proofErr w:type="spellEnd"/>
+      <w:r>
+        <w:rPr>
+          <w:lang w:val="es-PE"/>
+        </w:rPr>
+        <w:t xml:space="preserve"> </w:t>
+      </w:r>
+      <w:proofErr w:type="spellStart"/>
+      <w:r>
+        <w:rPr>
+          <w:lang w:val="es-PE"/>
+        </w:rPr>
+        <w:t>Kubernetes</w:t>
+      </w:r>
+      <w:proofErr w:type="spellEnd"/>
+      <w:r>
+        <w:rPr>
+          <w:lang w:val="es-PE"/>
+        </w:rPr>
+        <w:t xml:space="preserve"> </w:t>
+      </w:r>
+      <w:proofErr w:type="spellStart"/>
+      <w:r>
+        <w:rPr>
+          <w:lang w:val="es-PE"/>
+        </w:rPr>
+        <w:t>Registry</w:t>
+      </w:r>
+      <w:proofErr w:type="spellEnd"/>
+      <w:r>
+        <w:rPr>
+          <w:lang w:val="es-PE"/>
+        </w:rPr>
+        <w:t xml:space="preserve"> y anotamos los datos</w:t>
+      </w:r>
+      <w:r>
+        <w:rPr>
+          <w:lang w:val="es-PE"/>
+        </w:rPr>
+        <w:t xml:space="preserve"> </w:t>
+      </w:r>
+    </w:p>
+    <w:p>
+      <w:pPr>
+        <w:pStyle w:val="HTMLconformatoprevio"/>
+        <w:rPr>
+          <w:rStyle w:val="CdigoHTML"/>
+        </w:rPr>
+      </w:pPr>
+      <w:r>
+        <w:rPr>
+          <w:rStyle w:val="CdigoHTML"/>
+        </w:rPr>
+        <w:t xml:space="preserve">&gt; </w:t>
+      </w:r>
+      <w:proofErr w:type="spellStart"/>
+      <w:r>
+        <w:t>az</w:t>
+      </w:r>
+      <w:proofErr w:type="spellEnd"/>
+      <w:r>
+        <w:t xml:space="preserve"> </w:t>
+      </w:r>
+      <w:proofErr w:type="spellStart"/>
+      <w:r>
+        <w:t>aks</w:t>
+      </w:r>
+      <w:proofErr w:type="spellEnd"/>
+      <w:r>
+        <w:t xml:space="preserve"> create --resource-group </w:t>
+      </w:r>
+      <w:proofErr w:type="spellStart"/>
+      <w:r>
+        <w:rPr>
+          <w:rStyle w:val="CdigoHTML"/>
+        </w:rPr>
+        <w:t>GrupoDevOps</w:t>
+      </w:r>
+      <w:proofErr w:type="spellEnd"/>
+      <w:r>
+        <w:rPr>
+          <w:rStyle w:val="CdigoHTML"/>
+        </w:rPr>
+        <w:t xml:space="preserve"> </w:t>
+      </w:r>
+      <w:r>
+        <w:t xml:space="preserve">--name </w:t>
+      </w:r>
+      <w:proofErr w:type="spellStart"/>
+      <w:r>
+        <w:t>clusterdevops</w:t>
+      </w:r>
+      <w:proofErr w:type="spellEnd"/>
+      <w:r>
+        <w:t xml:space="preserve"> --node-count </w:t>
+      </w:r>
+      <w:r>
+        <w:t>3</w:t>
+      </w:r>
+      <w:r>
+        <w:t xml:space="preserve"> --generate-</w:t>
+      </w:r>
+      <w:proofErr w:type="spellStart"/>
+      <w:r>
+        <w:t>ssh</w:t>
+      </w:r>
+      <w:proofErr w:type="spellEnd"/>
+      <w:r>
+        <w:t>-keys</w:t>
+      </w:r>
+      <w:r>
+        <w:t xml:space="preserve"> </w:t>
+      </w:r>
+      <w:r>
+        <w:t>--attach-</w:t>
+      </w:r>
+      <w:proofErr w:type="spellStart"/>
+      <w:r>
+        <w:t>acr</w:t>
+      </w:r>
+      <w:proofErr w:type="spellEnd"/>
+      <w:r>
+        <w:t xml:space="preserve"> </w:t>
+      </w:r>
+      <w:proofErr w:type="spellStart"/>
+      <w:r>
+        <w:rPr>
+          <w:rStyle w:val="CdigoHTML"/>
+        </w:rPr>
+        <w:t>acrdevops</w:t>
+      </w:r>
+      <w:proofErr w:type="spellEnd"/>
+    </w:p>
+    <w:p>
+      <w:pPr>
+        <w:pStyle w:val="HTMLconformatoprevio"/>
+        <w:rPr>
+          <w:rStyle w:val="CdigoHTML"/>
+        </w:rPr>
+      </w:pPr>
+    </w:p>
+    <w:p>
+      <w:pPr>
+        <w:pStyle w:val="HTMLconformatoprevio"/>
+        <w:rPr>
+          <w:rStyle w:val="CdigoHTML"/>
+        </w:rPr>
+      </w:pPr>
+      <w:proofErr w:type="spellStart"/>
+      <w:r>
+        <w:rPr>
+          <w:rStyle w:val="CdigoHTML"/>
+        </w:rPr>
+        <w:t>Verificamos</w:t>
+      </w:r>
+      <w:proofErr w:type="spellEnd"/>
+      <w:r>
+        <w:rPr>
+          <w:rStyle w:val="CdigoHTML"/>
+        </w:rPr>
+        <w:t xml:space="preserve"> el cluster </w:t>
+      </w:r>
+      <w:proofErr w:type="spellStart"/>
+      <w:r>
+        <w:rPr>
+          <w:rStyle w:val="CdigoHTML"/>
+        </w:rPr>
+        <w:t>creado</w:t>
+      </w:r>
+      <w:proofErr w:type="spellEnd"/>
+    </w:p>
+    <w:p>
+      <w:pPr>
+        <w:pStyle w:val="HTMLconformatoprevio"/>
+      </w:pPr>
+      <w:r>
+        <w:t xml:space="preserve">&gt; </w:t>
+      </w:r>
+      <w:proofErr w:type="spellStart"/>
+      <w:r>
+        <w:t>az</w:t>
+      </w:r>
+      <w:proofErr w:type="spellEnd"/>
+      <w:r>
+        <w:t xml:space="preserve"> </w:t>
+      </w:r>
+      <w:proofErr w:type="spellStart"/>
+      <w:r>
+        <w:t>aks</w:t>
+      </w:r>
+      <w:proofErr w:type="spellEnd"/>
+      <w:r>
+        <w:t xml:space="preserve"> list --resource-group </w:t>
+      </w:r>
+      <w:proofErr w:type="spellStart"/>
+      <w:r>
+        <w:rPr>
+          <w:rStyle w:val="CdigoHTML"/>
+        </w:rPr>
+        <w:t>GrupoDevOps</w:t>
+      </w:r>
+      <w:proofErr w:type="spellEnd"/>
+      <w:r>
+        <w:rPr>
+          <w:rStyle w:val="CdigoHTML"/>
+        </w:rPr>
+        <w:t xml:space="preserve"> </w:t>
+      </w:r>
+      <w:r>
+        <w:t>--output table</w:t>
+      </w:r>
+    </w:p>
+    <w:p>
+      <w:pPr>
+        <w:pStyle w:val="HTMLconformatoprevio"/>
+        <w:rPr>
+          <w:rStyle w:val="CdigoHTML"/>
+        </w:rPr>
+      </w:pPr>
+    </w:p>
+    <w:p>
+      <w:pPr>
+        <w:pStyle w:val="HTMLconformatoprevio"/>
+        <w:rPr>
+          <w:rStyle w:val="CdigoHTML"/>
+          <w:lang w:val="es-PE"/>
+        </w:rPr>
+      </w:pPr>
+      <w:r>
+        <w:rPr>
+          <w:rStyle w:val="CdigoHTML"/>
+          <w:lang w:val="es-PE"/>
+        </w:rPr>
+        <w:t>D</w:t>
+      </w:r>
+      <w:r>
+        <w:rPr>
+          <w:rStyle w:val="CdigoHTML"/>
+          <w:lang w:val="es-PE"/>
+        </w:rPr>
+        <w:t xml:space="preserve">atos a anotar </w:t>
+      </w:r>
+    </w:p>
+    <w:p>
+      <w:pPr>
+        <w:pStyle w:val="HTMLconformatoprevio"/>
+      </w:pPr>
+      <w:r>
+        <w:rPr>
+          <w:rStyle w:val="CdigoHTML"/>
+          <w:lang w:val="es-PE"/>
+        </w:rPr>
+        <w:t xml:space="preserve">Nombre del </w:t>
+      </w:r>
+      <w:proofErr w:type="spellStart"/>
+      <w:r>
+        <w:rPr>
+          <w:rStyle w:val="CdigoHTML"/>
+          <w:lang w:val="es-PE"/>
+        </w:rPr>
+        <w:t>Cluster</w:t>
+      </w:r>
+      <w:proofErr w:type="spellEnd"/>
+      <w:r>
+        <w:rPr>
+          <w:rStyle w:val="CdigoHTML"/>
+          <w:lang w:val="es-PE"/>
+        </w:rPr>
+        <w:t xml:space="preserve">: </w:t>
+      </w:r>
+      <w:proofErr w:type="spellStart"/>
+      <w:r>
+        <w:t>clusterdevops</w:t>
+      </w:r>
+      <w:proofErr w:type="spellEnd"/>
+    </w:p>
+    <w:p>
+      <w:pPr>
+        <w:pStyle w:val="HTMLconformatoprevio"/>
+      </w:pPr>
+    </w:p>
+    <w:p>
+      <w:pPr>
+        <w:pStyle w:val="Ttulo3"/>
+      </w:pPr>
+      <w:r>
+        <w:rPr>
+          <w:rStyle w:val="Textoennegrita"/>
+          <w:b w:val="0"/>
+          <w:bCs w:val="0"/>
+        </w:rPr>
+        <w:t>e</w:t>
+      </w:r>
+      <w:r>
+        <w:rPr>
+          <w:rStyle w:val="Textoennegrita"/>
+          <w:b w:val="0"/>
+          <w:bCs w:val="0"/>
+        </w:rPr>
+        <w:t xml:space="preserve">. Crear un </w:t>
+      </w:r>
+      <w:proofErr w:type="spellStart"/>
+      <w:r>
+        <w:rPr>
+          <w:rStyle w:val="Textoennegrita"/>
+          <w:b w:val="0"/>
+          <w:bCs w:val="0"/>
+        </w:rPr>
+        <w:t>Azure</w:t>
+      </w:r>
+      <w:proofErr w:type="spellEnd"/>
+      <w:r>
+        <w:rPr>
+          <w:rStyle w:val="Textoennegrita"/>
+          <w:b w:val="0"/>
+          <w:bCs w:val="0"/>
+        </w:rPr>
+        <w:t xml:space="preserve"> </w:t>
+      </w:r>
+      <w:proofErr w:type="spellStart"/>
+      <w:r>
+        <w:rPr>
+          <w:rStyle w:val="Textoennegrita"/>
+          <w:b w:val="0"/>
+          <w:bCs w:val="0"/>
+        </w:rPr>
+        <w:t>Service</w:t>
+      </w:r>
+      <w:proofErr w:type="spellEnd"/>
+      <w:r>
+        <w:rPr>
+          <w:rStyle w:val="Textoennegrita"/>
+          <w:b w:val="0"/>
+          <w:bCs w:val="0"/>
+        </w:rPr>
+        <w:t xml:space="preserve"> Principal</w:t>
+      </w:r>
+    </w:p>
+    <w:p>
+      <w:pPr>
+        <w:pStyle w:val="NormalWeb"/>
+        <w:rPr>
+          <w:lang w:val="es-PE"/>
+        </w:rPr>
+      </w:pPr>
+      <w:r>
+        <w:rPr>
+          <w:lang w:val="es-PE"/>
+        </w:rPr>
+        <w:t>Crea</w:t>
+      </w:r>
+      <w:r>
+        <w:rPr>
+          <w:lang w:val="es-PE"/>
+        </w:rPr>
+        <w:t>mos</w:t>
+      </w:r>
+      <w:r>
+        <w:rPr>
+          <w:lang w:val="es-PE"/>
+        </w:rPr>
+        <w:t xml:space="preserve"> un </w:t>
+      </w:r>
+      <w:proofErr w:type="spellStart"/>
+      <w:r>
+        <w:rPr>
+          <w:lang w:val="es-PE"/>
+        </w:rPr>
+        <w:t>Azure</w:t>
+      </w:r>
+      <w:proofErr w:type="spellEnd"/>
+      <w:r>
+        <w:rPr>
+          <w:lang w:val="es-PE"/>
+        </w:rPr>
+        <w:t xml:space="preserve"> </w:t>
+      </w:r>
+      <w:proofErr w:type="spellStart"/>
+      <w:r>
+        <w:rPr>
+          <w:lang w:val="es-PE"/>
+        </w:rPr>
+        <w:t>Service</w:t>
+      </w:r>
+      <w:proofErr w:type="spellEnd"/>
+      <w:r>
+        <w:rPr>
+          <w:lang w:val="es-PE"/>
+        </w:rPr>
+        <w:t xml:space="preserve"> Principal</w:t>
+      </w:r>
+      <w:r>
+        <w:rPr>
+          <w:lang w:val="es-PE"/>
+        </w:rPr>
+        <w:t xml:space="preserve"> y anotamos los datos</w:t>
+      </w:r>
+    </w:p>
+    <w:p>
+      <w:pPr>
+        <w:pStyle w:val="HTMLconformatoprevio"/>
+        <w:rPr>
+          <w:rStyle w:val="CdigoHTML"/>
+        </w:rPr>
+      </w:pPr>
+      <w:r>
+        <w:rPr>
+          <w:rStyle w:val="CdigoHTML"/>
+        </w:rPr>
+        <w:t xml:space="preserve">&gt; </w:t>
+      </w:r>
+      <w:proofErr w:type="spellStart"/>
+      <w:r>
+        <w:t>az</w:t>
+      </w:r>
+      <w:proofErr w:type="spellEnd"/>
+      <w:r>
+        <w:t xml:space="preserve"> ad </w:t>
+      </w:r>
+      <w:proofErr w:type="spellStart"/>
+      <w:r>
+        <w:t>sp</w:t>
+      </w:r>
+      <w:proofErr w:type="spellEnd"/>
+      <w:r>
+        <w:t xml:space="preserve"> create-for-</w:t>
+      </w:r>
+      <w:proofErr w:type="spellStart"/>
+      <w:r>
+        <w:t>rbac</w:t>
+      </w:r>
+      <w:proofErr w:type="spellEnd"/>
+      <w:r>
+        <w:t xml:space="preserve"> --name "</w:t>
+      </w:r>
+      <w:proofErr w:type="spellStart"/>
+      <w:r>
+        <w:t>jenkins</w:t>
+      </w:r>
+      <w:proofErr w:type="spellEnd"/>
+      <w:r>
+        <w:t>-service-principal" --role contributor --scopes /subs</w:t>
+      </w:r>
+      <w:r>
+        <w:t>criptions/</w:t>
+      </w:r>
+      <w:r>
+        <w:t>c9f87aca-4d37-4036-9ca6-42356791a21c</w:t>
+      </w:r>
+    </w:p>
+    <w:p>
+      <w:pPr>
+        <w:pStyle w:val="HTMLconformatoprevio"/>
+        <w:rPr>
+          <w:rStyle w:val="CdigoHTML"/>
+        </w:rPr>
+      </w:pPr>
+    </w:p>
+    <w:p>
+      <w:pPr>
+        <w:pStyle w:val="HTMLconformatoprevio"/>
+        <w:rPr>
+          <w:rStyle w:val="CdigoHTML"/>
+        </w:rPr>
+      </w:pPr>
+      <w:proofErr w:type="spellStart"/>
+      <w:r>
+        <w:rPr>
+          <w:rStyle w:val="CdigoHTML"/>
+        </w:rPr>
+        <w:t>Datos</w:t>
+      </w:r>
+      <w:proofErr w:type="spellEnd"/>
+      <w:r>
+        <w:rPr>
+          <w:rStyle w:val="CdigoHTML"/>
+        </w:rPr>
+        <w:t xml:space="preserve"> a </w:t>
+      </w:r>
+      <w:proofErr w:type="spellStart"/>
+      <w:r>
+        <w:rPr>
+          <w:rStyle w:val="CdigoHTML"/>
+        </w:rPr>
+        <w:t>anotar</w:t>
+      </w:r>
+      <w:proofErr w:type="spellEnd"/>
+      <w:r>
+        <w:rPr>
+          <w:rStyle w:val="CdigoHTML"/>
+        </w:rPr>
+        <w:t xml:space="preserve"> </w:t>
+      </w:r>
+    </w:p>
+    <w:p>
+      <w:pPr>
+        <w:pStyle w:val="HTMLconformatoprevio"/>
+        <w:rPr>
+          <w:rStyle w:val="CdigoHTML"/>
+        </w:rPr>
+      </w:pPr>
+      <w:r>
+        <w:rPr>
+          <w:rStyle w:val="CdigoHTML"/>
+        </w:rPr>
+        <w:t>{</w:t>
+      </w:r>
+    </w:p>
+    <w:p>
+      <w:pPr>
+        <w:pStyle w:val="HTMLconformatoprevio"/>
+        <w:rPr>
+          <w:rStyle w:val="CdigoHTML"/>
+        </w:rPr>
+      </w:pPr>
+      <w:r>
+        <w:rPr>
+          <w:rStyle w:val="CdigoHTML"/>
+        </w:rPr>
+        <w:t xml:space="preserve">  "</w:t>
+      </w:r>
+      <w:proofErr w:type="spellStart"/>
+      <w:r>
+        <w:rPr>
+          <w:rStyle w:val="CdigoHTML"/>
+        </w:rPr>
+        <w:t>appId</w:t>
+      </w:r>
+      <w:proofErr w:type="spellEnd"/>
+      <w:r>
+        <w:rPr>
+          <w:rStyle w:val="CdigoHTML"/>
+        </w:rPr>
+        <w:t>": "f1de40ce-6760-42b6-b392-c4e3007e0620",</w:t>
+      </w:r>
+    </w:p>
+    <w:p>
+      <w:pPr>
+        <w:pStyle w:val="HTMLconformatoprevio"/>
+        <w:rPr>
+          <w:rStyle w:val="CdigoHTML"/>
+        </w:rPr>
+      </w:pPr>
+      <w:r>
+        <w:rPr>
+          <w:rStyle w:val="CdigoHTML"/>
+        </w:rPr>
+        <w:t xml:space="preserve">  "</w:t>
+      </w:r>
+      <w:proofErr w:type="spellStart"/>
+      <w:r>
+        <w:rPr>
+          <w:rStyle w:val="CdigoHTML"/>
+        </w:rPr>
+        <w:t>displayName</w:t>
+      </w:r>
+      <w:proofErr w:type="spellEnd"/>
+      <w:r>
+        <w:rPr>
+          <w:rStyle w:val="CdigoHTML"/>
+        </w:rPr>
+        <w:t>": "</w:t>
+      </w:r>
+      <w:proofErr w:type="spellStart"/>
+      <w:r>
+        <w:rPr>
+          <w:rStyle w:val="CdigoHTML"/>
+        </w:rPr>
+        <w:t>jenkins</w:t>
+      </w:r>
+      <w:proofErr w:type="spellEnd"/>
+      <w:r>
+        <w:rPr>
+          <w:rStyle w:val="CdigoHTML"/>
+        </w:rPr>
+        <w:t>-service-principal",</w:t>
+      </w:r>
+    </w:p>
+    <w:p>
+      <w:pPr>
+        <w:pStyle w:val="HTMLconformatoprevio"/>
+        <w:rPr>
+          <w:rStyle w:val="CdigoHTML"/>
+        </w:rPr>
+      </w:pPr>
+      <w:r>
+        <w:rPr>
+          <w:rStyle w:val="CdigoHTML"/>
+        </w:rPr>
+        <w:t xml:space="preserve">  "password": "</w:t>
+      </w:r>
+      <w:r>
+        <w:rPr>
+          <w:rStyle w:val="CdigoHTML"/>
+        </w:rPr>
+        <w:t>123456</w:t>
+      </w:r>
+      <w:r>
+        <w:rPr>
+          <w:rStyle w:val="CdigoHTML"/>
+        </w:rPr>
+        <w:t>s7YfExtpkixgXgAe6Z0Xi</w:t>
+      </w:r>
+      <w:r>
+        <w:rPr>
+          <w:rStyle w:val="CdigoHTML"/>
+        </w:rPr>
+        <w:t>123456789</w:t>
+      </w:r>
+      <w:r>
+        <w:rPr>
+          <w:rStyle w:val="CdigoHTML"/>
+        </w:rPr>
+        <w:t>",</w:t>
+      </w:r>
+    </w:p>
+    <w:p>
+      <w:pPr>
+        <w:pStyle w:val="HTMLconformatoprevio"/>
+        <w:rPr>
+          <w:rStyle w:val="CdigoHTML"/>
+        </w:rPr>
+      </w:pPr>
+      <w:r>
+        <w:rPr>
+          <w:rStyle w:val="CdigoHTML"/>
+        </w:rPr>
+        <w:t xml:space="preserve">  "tenant": "</w:t>
+      </w:r>
+      <w:r>
+        <w:rPr>
+          <w:rStyle w:val="CdigoHTML"/>
+        </w:rPr>
+        <w:t>77777777</w:t>
+      </w:r>
+      <w:r>
+        <w:rPr>
+          <w:rStyle w:val="CdigoHTML"/>
+        </w:rPr>
+        <w:t>-dbbf-40f4-842a-ebce893cc3af"</w:t>
+      </w:r>
+    </w:p>
+    <w:p>
+      <w:pPr>
+        <w:pStyle w:val="HTMLconformatoprevio"/>
+        <w:rPr>
+          <w:rStyle w:val="CdigoHTML"/>
+          <w:lang w:val="es-PE"/>
+        </w:rPr>
+      </w:pPr>
+      <w:r>
+        <w:rPr>
+          <w:rStyle w:val="CdigoHTML"/>
+          <w:lang w:val="es-PE"/>
+        </w:rPr>
+        <w:t>}</w:t>
+      </w:r>
+    </w:p>
+    <w:p>
+      <w:pPr>
+        <w:pStyle w:val="Ttulo3"/>
+      </w:pPr>
+      <w:r>
+        <w:rPr>
+          <w:rStyle w:val="Textoennegrita"/>
+          <w:b w:val="0"/>
+          <w:bCs w:val="0"/>
+        </w:rPr>
+        <w:t xml:space="preserve">e. </w:t>
+      </w:r>
+      <w:r>
+        <w:rPr>
+          <w:rStyle w:val="Textoennegrita"/>
+          <w:b w:val="0"/>
+          <w:bCs w:val="0"/>
+        </w:rPr>
+        <w:t>Asignar permisos al</w:t>
+      </w:r>
+      <w:r>
+        <w:rPr>
+          <w:rStyle w:val="Textoennegrita"/>
+          <w:b w:val="0"/>
+          <w:bCs w:val="0"/>
+        </w:rPr>
+        <w:t xml:space="preserve"> </w:t>
+      </w:r>
+      <w:proofErr w:type="spellStart"/>
+      <w:r>
+        <w:rPr>
+          <w:rStyle w:val="Textoennegrita"/>
+          <w:b w:val="0"/>
+          <w:bCs w:val="0"/>
+        </w:rPr>
+        <w:t>Azure</w:t>
+      </w:r>
+      <w:proofErr w:type="spellEnd"/>
+      <w:r>
+        <w:rPr>
+          <w:rStyle w:val="Textoennegrita"/>
+          <w:b w:val="0"/>
+          <w:bCs w:val="0"/>
+        </w:rPr>
+        <w:t xml:space="preserve"> </w:t>
+      </w:r>
+      <w:proofErr w:type="spellStart"/>
+      <w:r>
+        <w:rPr>
+          <w:rStyle w:val="Textoennegrita"/>
+          <w:b w:val="0"/>
+          <w:bCs w:val="0"/>
+        </w:rPr>
+        <w:t>Service</w:t>
+      </w:r>
+      <w:proofErr w:type="spellEnd"/>
+      <w:r>
+        <w:rPr>
+          <w:rStyle w:val="Textoennegrita"/>
+          <w:b w:val="0"/>
+          <w:bCs w:val="0"/>
+        </w:rPr>
+        <w:t xml:space="preserve"> Principal</w:t>
+      </w:r>
+    </w:p>
+    <w:p>
+      <w:pPr>
+        <w:pStyle w:val="NormalWeb"/>
+        <w:rPr>
+          <w:lang w:val="es-PE"/>
+        </w:rPr>
+      </w:pPr>
+      <w:r>
+        <w:rPr>
+          <w:lang w:val="es-PE"/>
+        </w:rPr>
+        <w:t>Asignar permisos</w:t>
+      </w:r>
+      <w:r>
+        <w:rPr>
+          <w:lang w:val="es-PE"/>
+        </w:rPr>
+        <w:t xml:space="preserve"> </w:t>
+      </w:r>
+      <w:r>
+        <w:rPr>
+          <w:lang w:val="es-PE"/>
+        </w:rPr>
+        <w:t>a</w:t>
+      </w:r>
+      <w:r>
+        <w:rPr>
+          <w:lang w:val="es-PE"/>
+        </w:rPr>
+        <w:t xml:space="preserve"> </w:t>
+      </w:r>
+      <w:proofErr w:type="spellStart"/>
+      <w:r>
+        <w:rPr>
+          <w:lang w:val="es-PE"/>
+        </w:rPr>
+        <w:t>Azure</w:t>
+      </w:r>
+      <w:proofErr w:type="spellEnd"/>
+      <w:r>
+        <w:rPr>
+          <w:lang w:val="es-PE"/>
+        </w:rPr>
+        <w:t xml:space="preserve"> </w:t>
+      </w:r>
+      <w:proofErr w:type="spellStart"/>
+      <w:r>
+        <w:rPr>
+          <w:lang w:val="es-PE"/>
+        </w:rPr>
+        <w:t>Service</w:t>
+      </w:r>
+      <w:proofErr w:type="spellEnd"/>
+      <w:r>
+        <w:rPr>
+          <w:lang w:val="es-PE"/>
+        </w:rPr>
+        <w:t xml:space="preserve"> Principal</w:t>
+      </w:r>
+      <w:r>
+        <w:rPr>
+          <w:lang w:val="es-PE"/>
+        </w:rPr>
+        <w:t xml:space="preserve"> </w:t>
+      </w:r>
+      <w:r>
+        <w:rPr>
+          <w:lang w:val="es-PE"/>
+        </w:rPr>
+        <w:t xml:space="preserve">para que pueda acceder a </w:t>
+      </w:r>
+      <w:proofErr w:type="spellStart"/>
+      <w:r>
+        <w:rPr>
+          <w:lang w:val="es-PE"/>
+        </w:rPr>
+        <w:t>Azure</w:t>
+      </w:r>
+      <w:proofErr w:type="spellEnd"/>
+      <w:r>
+        <w:rPr>
+          <w:lang w:val="es-PE"/>
+        </w:rPr>
+        <w:t xml:space="preserve"> </w:t>
+      </w:r>
+      <w:proofErr w:type="spellStart"/>
+      <w:r>
+        <w:rPr>
+          <w:lang w:val="es-PE"/>
+        </w:rPr>
+        <w:t>Container</w:t>
+      </w:r>
+      <w:proofErr w:type="spellEnd"/>
+      <w:r>
+        <w:rPr>
+          <w:lang w:val="es-PE"/>
+        </w:rPr>
+        <w:t xml:space="preserve"> </w:t>
+      </w:r>
+      <w:proofErr w:type="spellStart"/>
+      <w:r>
+        <w:rPr>
+          <w:lang w:val="es-PE"/>
+        </w:rPr>
+        <w:t>Registry</w:t>
+      </w:r>
+      <w:proofErr w:type="spellEnd"/>
+    </w:p>
+    <w:p>
+      <w:pPr>
+        <w:pStyle w:val="NormalWeb"/>
+      </w:pPr>
+      <w:r>
+        <w:t xml:space="preserve">&gt; </w:t>
+      </w:r>
+      <w:proofErr w:type="spellStart"/>
+      <w:r>
+        <w:t>az</w:t>
+      </w:r>
+      <w:proofErr w:type="spellEnd"/>
+      <w:r>
+        <w:t xml:space="preserve"> role assignment create --assignee </w:t>
+      </w:r>
+      <w:r>
+        <w:rPr>
+          <w:rStyle w:val="CdigoHTML"/>
+        </w:rPr>
+        <w:t>f1de40ce-6760-42b6-b392-c4e3007e0620</w:t>
+      </w:r>
+      <w:r>
+        <w:t xml:space="preserve"> --scope /subs</w:t>
+      </w:r>
+      <w:r>
+        <w:t>criptions/</w:t>
+      </w:r>
+      <w:r>
+        <w:t xml:space="preserve"> </w:t>
+      </w:r>
+      <w:r>
+        <w:t>c9f87aca-4d37-4036-9ca6-42356791a21c</w:t>
+      </w:r>
+      <w:r>
+        <w:t>/</w:t>
+      </w:r>
+      <w:proofErr w:type="spellStart"/>
+      <w:r>
+        <w:t>reso</w:t>
+      </w:r>
+      <w:r>
+        <w:t>urceGroups</w:t>
+      </w:r>
+      <w:proofErr w:type="spellEnd"/>
+      <w:r>
+        <w:t>/</w:t>
+      </w:r>
+      <w:bookmarkStart w:id="10" w:name="_GoBack"/>
+      <w:bookmarkEnd w:id="10"/>
+      <w:proofErr w:type="spellStart"/>
+      <w:r>
+        <w:rPr>
+          <w:rStyle w:val="CdigoHTML"/>
+        </w:rPr>
+        <w:t>GrupoDevOps</w:t>
+      </w:r>
+      <w:proofErr w:type="spellEnd"/>
+      <w:r>
+        <w:rPr>
+          <w:rStyle w:val="CdigoHTML"/>
+        </w:rPr>
+        <w:t xml:space="preserve"> </w:t>
+      </w:r>
+      <w:r>
+        <w:t xml:space="preserve">/providers/Microsoft.ContainerRegistry/registries/&lt;YOUR_ACR_NAME&gt; --role </w:t>
+      </w:r>
+      <w:proofErr w:type="spellStart"/>
+      <w:r>
+        <w:t>AcrPush</w:t>
+      </w:r>
+      <w:proofErr w:type="spellEnd"/>
+    </w:p>
+    <w:p>
+      <w:pPr>
+        <w:pStyle w:val="HTMLconformatoprevio"/>
+        <w:rPr>
+          <w:rStyle w:val="CdigoHTML"/>
+        </w:rPr>
+      </w:pPr>
+    </w:p>
+    <w:p>
+      <w:pPr>
+        <w:pStyle w:val="Ttulo3"/>
+      </w:pPr>
+      <w:bookmarkStart w:id="11" w:name="_Toc182655063"/>
+      <w:r>
+        <w:rPr>
+          <w:rStyle w:val="Textoennegrita"/>
+          <w:b w:val="0"/>
+          <w:bCs w:val="0"/>
+        </w:rPr>
+        <w:t>g</w:t>
+      </w:r>
+      <w:r>
+        <w:rPr>
+          <w:rStyle w:val="Textoennegrita"/>
+          <w:b w:val="0"/>
+          <w:bCs w:val="0"/>
+        </w:rPr>
+        <w:t>. Crear una Canalización en Jenkins</w:t>
       </w:r>
       <w:bookmarkEnd w:id="11"/>
     </w:p>
@@ -5391,32 +7434,37 @@
     <w:p>
       <w:pPr>
         <w:pStyle w:val="NormalWeb"/>
-        <w:rPr>
-          <w:lang w:val="es-PE"/>
-        </w:rPr>
-      </w:pPr>
+      </w:pPr>
+      <w:proofErr w:type="spellStart"/>
       <w:r>
         <w:rPr>
           <w:rStyle w:val="Textoennegrita"/>
           <w:rFonts w:eastAsiaTheme="majorEastAsia"/>
-          <w:lang w:val="es-PE"/>
-        </w:rPr>
-        <w:t xml:space="preserve">Ejemplo de </w:t>
-      </w:r>
+        </w:rPr>
+        <w:t>Ejemplo</w:t>
+      </w:r>
+      <w:proofErr w:type="spellEnd"/>
+      <w:r>
+        <w:rPr>
+          <w:rStyle w:val="Textoennegrita"/>
+          <w:rFonts w:eastAsiaTheme="majorEastAsia"/>
+        </w:rPr>
+        <w:t xml:space="preserve"> de </w:t>
+      </w:r>
+      <w:proofErr w:type="spellStart"/>
       <w:r>
         <w:rPr>
           <w:rStyle w:val="CdigoHTML"/>
           <w:b/>
           <w:bCs/>
-          <w:lang w:val="es-PE"/>
         </w:rPr>
         <w:t>Jenkinsfile</w:t>
       </w:r>
+      <w:proofErr w:type="spellEnd"/>
       <w:r>
         <w:rPr>
           <w:rStyle w:val="Textoennegrita"/>
           <w:rFonts w:eastAsiaTheme="majorEastAsia"/>
-          <w:lang w:val="es-PE"/>
         </w:rPr>
         <w:t>:</w:t>
       </w:r>
@@ -5488,7 +7536,33 @@
         <w:rPr>
           <w:rStyle w:val="CdigoHTML"/>
         </w:rPr>
-        <w:t xml:space="preserve">        ACR_NAME = 'tuacrnombre'</w:t>
+        <w:t xml:space="preserve">        ACR_NAME = '</w:t>
+      </w:r>
+      <w:r>
+        <w:rPr>
+          <w:rStyle w:val="CdigoHTML"/>
+        </w:rPr>
+        <w:t xml:space="preserve"> </w:t>
+      </w:r>
+      <w:proofErr w:type="spellStart"/>
+      <w:r>
+        <w:rPr>
+          <w:rStyle w:val="CdigoHTML"/>
+        </w:rPr>
+        <w:t>acrdevops</w:t>
+      </w:r>
+      <w:proofErr w:type="spellEnd"/>
+      <w:r>
+        <w:rPr>
+          <w:rStyle w:val="CdigoHTML"/>
+        </w:rPr>
+        <w:t xml:space="preserve"> </w:t>
+      </w:r>
+      <w:r>
+        <w:rPr>
+          <w:rStyle w:val="CdigoHTML"/>
+        </w:rPr>
+        <w:t>'</w:t>
       </w:r>
     </w:p>
     <w:p>
@@ -5659,7 +7733,36 @@
         <w:rPr>
           <w:rStyle w:val="CdigoHTML"/>
         </w:rPr>
-        <w:t xml:space="preserve">                git 'https://github.com/tu-repo.git'</w:t>
+        <w:t xml:space="preserve">                </w:t>
+      </w:r>
+      <w:proofErr w:type="spellStart"/>
+      <w:r>
+        <w:rPr>
+          <w:rStyle w:val="CdigoHTML"/>
+        </w:rPr>
+        <w:t>git</w:t>
+      </w:r>
+      <w:proofErr w:type="spellEnd"/>
+      <w:r>
+        <w:rPr>
+          <w:rStyle w:val="CdigoHTML"/>
+        </w:rPr>
+        <w:t xml:space="preserve"> '</w:t>
+      </w:r>
+      <w:r>
+        <w:t xml:space="preserve"> </w:t>
+      </w:r>
+      <w:r>
+        <w:rPr>
+          <w:rStyle w:val="CdigoHTML"/>
+        </w:rPr>
+        <w:t xml:space="preserve">https://github.com/joselizagaravito/app-java-basico.git </w:t>
+      </w:r>
+      <w:r>
+        <w:rPr>
+          <w:rStyle w:val="CdigoHTML"/>
+        </w:rPr>
+        <w:t>'</w:t>
       </w:r>
     </w:p>
     <w:p>
@@ -5942,12 +8045,46 @@
         </w:rPr>
         <w:t xml:space="preserve">        </w:t>
       </w:r>
-      <w:r>
-        <w:rPr>
-          <w:rStyle w:val="CdigoHTML"/>
-          <w:lang w:val="es-PE"/>
-        </w:rPr>
-        <w:t>stage('Construir Imagen de Docker') {</w:t>
+      <w:proofErr w:type="spellStart"/>
+      <w:proofErr w:type="gramStart"/>
+      <w:r>
+        <w:rPr>
+          <w:rStyle w:val="CdigoHTML"/>
+          <w:lang w:val="es-PE"/>
+        </w:rPr>
+        <w:t>stage</w:t>
+      </w:r>
+      <w:proofErr w:type="spellEnd"/>
+      <w:r>
+        <w:rPr>
+          <w:rStyle w:val="CdigoHTML"/>
+          <w:lang w:val="es-PE"/>
+        </w:rPr>
+        <w:t>(</w:t>
+      </w:r>
+      <w:proofErr w:type="gramEnd"/>
+      <w:r>
+        <w:rPr>
+          <w:rStyle w:val="CdigoHTML"/>
+          <w:lang w:val="es-PE"/>
+        </w:rPr>
+        <w:t xml:space="preserve">'Construir Imagen de </w:t>
+      </w:r>
+      <w:proofErr w:type="spellStart"/>
+      <w:r>
+        <w:rPr>
+          <w:rStyle w:val="CdigoHTML"/>
+          <w:lang w:val="es-PE"/>
+        </w:rPr>
+        <w:t>Docker</w:t>
+      </w:r>
+      <w:proofErr w:type="spellEnd"/>
+      <w:r>
+        <w:rPr>
+          <w:rStyle w:val="CdigoHTML"/>
+          <w:lang w:val="es-PE"/>
+        </w:rPr>
+        <w:t>') {</w:t>
       </w:r>
     </w:p>
     <w:p>
@@ -6080,35 +8217,35 @@
         <w:rPr>
           <w:rStyle w:val="CdigoHTML"/>
         </w:rPr>
+        <w:t xml:space="preserve">                sh "docker push ${ACR_LOGIN_SERVER}/${IMAGE_NAME}:${IMAGE_TAG}"</w:t>
+      </w:r>
+    </w:p>
+    <w:p>
+      <w:pPr>
+        <w:pStyle w:val="HTMLconformatoprevio"/>
+        <w:rPr>
+          <w:rStyle w:val="CdigoHTML"/>
+        </w:rPr>
+      </w:pPr>
+      <w:r>
+        <w:rPr>
+          <w:rStyle w:val="CdigoHTML"/>
+        </w:rPr>
+        <w:t xml:space="preserve">            }</w:t>
+      </w:r>
+    </w:p>
+    <w:p>
+      <w:pPr>
+        <w:pStyle w:val="HTMLconformatoprevio"/>
+        <w:rPr>
+          <w:rStyle w:val="CdigoHTML"/>
+        </w:rPr>
+      </w:pPr>
+      <w:r>
+        <w:rPr>
+          <w:rStyle w:val="CdigoHTML"/>
+        </w:rPr>
         <w:lastRenderedPageBreak/>
-        <w:t xml:space="preserve">                sh "docker push ${ACR_LOGIN_SERVER}/${IMAGE_NAME}:${IMAGE_TAG}"</w:t>
-      </w:r>
-    </w:p>
-    <w:p>
-      <w:pPr>
-        <w:pStyle w:val="HTMLconformatoprevio"/>
-        <w:rPr>
-          <w:rStyle w:val="CdigoHTML"/>
-        </w:rPr>
-      </w:pPr>
-      <w:r>
-        <w:rPr>
-          <w:rStyle w:val="CdigoHTML"/>
-        </w:rPr>
-        <w:t xml:space="preserve">            }</w:t>
-      </w:r>
-    </w:p>
-    <w:p>
-      <w:pPr>
-        <w:pStyle w:val="HTMLconformatoprevio"/>
-        <w:rPr>
-          <w:rStyle w:val="CdigoHTML"/>
-        </w:rPr>
-      </w:pPr>
-      <w:r>
-        <w:rPr>
-          <w:rStyle w:val="CdigoHTML"/>
-        </w:rPr>
         <w:t xml:space="preserve">        }</w:t>
       </w:r>
     </w:p>
@@ -6577,16 +8714,12 @@
     <w:p>
       <w:pPr>
         <w:pStyle w:val="NormalWeb"/>
-        <w:rPr>
-          <w:lang w:val="es-PE"/>
-        </w:rPr>
       </w:pPr>
       <w:r>
         <w:rPr>
           <w:rStyle w:val="CdigoHTML"/>
           <w:b/>
           <w:bCs/>
-          <w:lang w:val="es-PE"/>
         </w:rPr>
         <w:t>provider.tf</w:t>
       </w:r>
@@ -6594,7 +8727,6 @@
         <w:rPr>
           <w:rStyle w:val="Textoennegrita"/>
           <w:rFonts w:eastAsiaTheme="majorEastAsia"/>
-          <w:lang w:val="es-PE"/>
         </w:rPr>
         <w:t>:</w:t>
       </w:r>
@@ -6604,28 +8736,39 @@
         <w:pStyle w:val="HTMLconformatoprevio"/>
         <w:rPr>
           <w:rStyle w:val="CdigoHTML"/>
-          <w:lang w:val="es-PE"/>
-        </w:rPr>
-      </w:pPr>
-      <w:r>
-        <w:rPr>
-          <w:rStyle w:val="CdigoHTML"/>
-          <w:lang w:val="es-PE"/>
-        </w:rPr>
-        <w:t>provider "azurerm" {</w:t>
-      </w:r>
-    </w:p>
-    <w:p>
-      <w:pPr>
-        <w:pStyle w:val="HTMLconformatoprevio"/>
-        <w:rPr>
-          <w:rStyle w:val="CdigoHTML"/>
-        </w:rPr>
-      </w:pPr>
-      <w:r>
-        <w:rPr>
-          <w:rStyle w:val="CdigoHTML"/>
-          <w:lang w:val="es-PE"/>
+        </w:rPr>
+      </w:pPr>
+      <w:r>
+        <w:rPr>
+          <w:rStyle w:val="CdigoHTML"/>
+        </w:rPr>
+        <w:t>provider "</w:t>
+      </w:r>
+      <w:proofErr w:type="spellStart"/>
+      <w:r>
+        <w:rPr>
+          <w:rStyle w:val="CdigoHTML"/>
+        </w:rPr>
+        <w:t>azurerm</w:t>
+      </w:r>
+      <w:proofErr w:type="spellEnd"/>
+      <w:r>
+        <w:rPr>
+          <w:rStyle w:val="CdigoHTML"/>
+        </w:rPr>
+        <w:t>" {</w:t>
+      </w:r>
+    </w:p>
+    <w:p>
+      <w:pPr>
+        <w:pStyle w:val="HTMLconformatoprevio"/>
+        <w:rPr>
+          <w:rStyle w:val="CdigoHTML"/>
+        </w:rPr>
+      </w:pPr>
+      <w:r>
+        <w:rPr>
+          <w:rStyle w:val="CdigoHTML"/>
         </w:rPr>
         <w:t xml:space="preserve">  </w:t>
       </w:r>
@@ -6647,35 +8790,35 @@
         <w:rPr>
           <w:rStyle w:val="CdigoHTML"/>
         </w:rPr>
+        <w:t xml:space="preserve">  subscription_id = var.subscription_id</w:t>
+      </w:r>
+    </w:p>
+    <w:p>
+      <w:pPr>
+        <w:pStyle w:val="HTMLconformatoprevio"/>
+        <w:rPr>
+          <w:rStyle w:val="CdigoHTML"/>
+        </w:rPr>
+      </w:pPr>
+      <w:r>
+        <w:rPr>
+          <w:rStyle w:val="CdigoHTML"/>
+        </w:rPr>
+        <w:t xml:space="preserve">  client_id       = var.client_id</w:t>
+      </w:r>
+    </w:p>
+    <w:p>
+      <w:pPr>
+        <w:pStyle w:val="HTMLconformatoprevio"/>
+        <w:rPr>
+          <w:rStyle w:val="CdigoHTML"/>
+        </w:rPr>
+      </w:pPr>
+      <w:r>
+        <w:rPr>
+          <w:rStyle w:val="CdigoHTML"/>
+        </w:rPr>
         <w:lastRenderedPageBreak/>
-        <w:t xml:space="preserve">  subscription_id = var.subscription_id</w:t>
-      </w:r>
-    </w:p>
-    <w:p>
-      <w:pPr>
-        <w:pStyle w:val="HTMLconformatoprevio"/>
-        <w:rPr>
-          <w:rStyle w:val="CdigoHTML"/>
-        </w:rPr>
-      </w:pPr>
-      <w:r>
-        <w:rPr>
-          <w:rStyle w:val="CdigoHTML"/>
-        </w:rPr>
-        <w:t xml:space="preserve">  client_id       = var.client_id</w:t>
-      </w:r>
-    </w:p>
-    <w:p>
-      <w:pPr>
-        <w:pStyle w:val="HTMLconformatoprevio"/>
-        <w:rPr>
-          <w:rStyle w:val="CdigoHTML"/>
-        </w:rPr>
-      </w:pPr>
-      <w:r>
-        <w:rPr>
-          <w:rStyle w:val="CdigoHTML"/>
-        </w:rPr>
         <w:t xml:space="preserve">  client_secret   = var.client_secret</w:t>
       </w:r>
     </w:p>
@@ -6698,13 +8841,11 @@
         <w:pStyle w:val="HTMLconformatoprevio"/>
         <w:rPr>
           <w:rStyle w:val="CdigoHTML"/>
-          <w:lang w:val="es-PE"/>
-        </w:rPr>
-      </w:pPr>
-      <w:r>
-        <w:rPr>
-          <w:rStyle w:val="CdigoHTML"/>
-          <w:lang w:val="es-PE"/>
+        </w:rPr>
+      </w:pPr>
+      <w:r>
+        <w:rPr>
+          <w:rStyle w:val="CdigoHTML"/>
         </w:rPr>
         <w:t>}</w:t>
       </w:r>
@@ -6712,16 +8853,12 @@
     <w:p>
       <w:pPr>
         <w:pStyle w:val="NormalWeb"/>
-        <w:rPr>
-          <w:lang w:val="es-PE"/>
-        </w:rPr>
       </w:pPr>
       <w:r>
         <w:rPr>
           <w:rStyle w:val="CdigoHTML"/>
           <w:b/>
           <w:bCs/>
-          <w:lang w:val="es-PE"/>
         </w:rPr>
         <w:t>variables.tf</w:t>
       </w:r>
@@ -6729,7 +8866,6 @@
         <w:rPr>
           <w:rStyle w:val="Textoennegrita"/>
           <w:rFonts w:eastAsiaTheme="majorEastAsia"/>
-          <w:lang w:val="es-PE"/>
         </w:rPr>
         <w:t>:</w:t>
       </w:r>
@@ -6739,29 +8875,55 @@
         <w:pStyle w:val="HTMLconformatoprevio"/>
         <w:rPr>
           <w:rStyle w:val="CdigoHTML"/>
-          <w:lang w:val="es-PE"/>
-        </w:rPr>
-      </w:pPr>
-      <w:r>
-        <w:rPr>
-          <w:rStyle w:val="CdigoHTML"/>
-          <w:lang w:val="es-PE"/>
-        </w:rPr>
-        <w:t>variable "subscription_id" {}</w:t>
-      </w:r>
-    </w:p>
-    <w:p>
-      <w:pPr>
-        <w:pStyle w:val="HTMLconformatoprevio"/>
-        <w:rPr>
-          <w:rStyle w:val="CdigoHTML"/>
-        </w:rPr>
-      </w:pPr>
-      <w:r>
-        <w:rPr>
-          <w:rStyle w:val="CdigoHTML"/>
-        </w:rPr>
-        <w:t>variable "client_id" {}</w:t>
+        </w:rPr>
+      </w:pPr>
+      <w:r>
+        <w:rPr>
+          <w:rStyle w:val="CdigoHTML"/>
+        </w:rPr>
+        <w:t>variable "</w:t>
+      </w:r>
+      <w:proofErr w:type="spellStart"/>
+      <w:r>
+        <w:rPr>
+          <w:rStyle w:val="CdigoHTML"/>
+        </w:rPr>
+        <w:t>subscription_id</w:t>
+      </w:r>
+      <w:proofErr w:type="spellEnd"/>
+      <w:r>
+        <w:rPr>
+          <w:rStyle w:val="CdigoHTML"/>
+        </w:rPr>
+        <w:t>" {}</w:t>
+      </w:r>
+    </w:p>
+    <w:p>
+      <w:pPr>
+        <w:pStyle w:val="HTMLconformatoprevio"/>
+        <w:rPr>
+          <w:rStyle w:val="CdigoHTML"/>
+        </w:rPr>
+      </w:pPr>
+      <w:r>
+        <w:rPr>
+          <w:rStyle w:val="CdigoHTML"/>
+        </w:rPr>
+        <w:t>variable "</w:t>
+      </w:r>
+      <w:proofErr w:type="spellStart"/>
+      <w:r>
+        <w:rPr>
+          <w:rStyle w:val="CdigoHTML"/>
+        </w:rPr>
+        <w:t>client_id</w:t>
+      </w:r>
+      <w:proofErr w:type="spellEnd"/>
+      <w:r>
+        <w:rPr>
+          <w:rStyle w:val="CdigoHTML"/>
+        </w:rPr>
+        <w:t>" {}</w:t>
       </w:r>
     </w:p>
     <w:p>
@@ -6812,502 +8974,595 @@
     <w:p>
       <w:pPr>
         <w:pStyle w:val="NormalWeb"/>
-        <w:rPr>
-          <w:lang w:val="es-PE"/>
-        </w:rPr>
-      </w:pPr>
+      </w:pPr>
+      <w:proofErr w:type="spellStart"/>
       <w:r>
         <w:rPr>
           <w:rStyle w:val="Textoennegrita"/>
           <w:rFonts w:eastAsiaTheme="majorEastAsia"/>
-          <w:lang w:val="es-PE"/>
-        </w:rPr>
-        <w:t>Grupo de Recursos:</w:t>
-      </w:r>
-    </w:p>
-    <w:p>
-      <w:pPr>
-        <w:pStyle w:val="HTMLconformatoprevio"/>
-        <w:rPr>
-          <w:rStyle w:val="CdigoHTML"/>
-        </w:rPr>
-      </w:pPr>
-      <w:r>
-        <w:rPr>
-          <w:rStyle w:val="CdigoHTML"/>
-        </w:rPr>
-        <w:t>resource "azurerm_resource_group" "rg" {</w:t>
-      </w:r>
-    </w:p>
-    <w:p>
-      <w:pPr>
-        <w:pStyle w:val="HTMLconformatoprevio"/>
-        <w:rPr>
-          <w:rStyle w:val="CdigoHTML"/>
-        </w:rPr>
-      </w:pPr>
-      <w:r>
-        <w:rPr>
-          <w:rStyle w:val="CdigoHTML"/>
-        </w:rPr>
-        <w:t xml:space="preserve">  name     = var.resource_group_name</w:t>
-      </w:r>
-    </w:p>
-    <w:p>
-      <w:pPr>
-        <w:pStyle w:val="HTMLconformatoprevio"/>
-        <w:rPr>
-          <w:rStyle w:val="CdigoHTML"/>
-        </w:rPr>
-      </w:pPr>
-      <w:r>
-        <w:rPr>
-          <w:rStyle w:val="CdigoHTML"/>
-        </w:rPr>
-        <w:t xml:space="preserve">  location = var.location</w:t>
-      </w:r>
-    </w:p>
-    <w:p>
-      <w:pPr>
-        <w:pStyle w:val="HTMLconformatoprevio"/>
-        <w:rPr>
-          <w:rStyle w:val="CdigoHTML"/>
-        </w:rPr>
-      </w:pPr>
-      <w:r>
-        <w:rPr>
-          <w:rStyle w:val="CdigoHTML"/>
-        </w:rPr>
-        <w:t>}</w:t>
-      </w:r>
-    </w:p>
-    <w:p>
-      <w:pPr>
-        <w:pStyle w:val="NormalWeb"/>
-      </w:pPr>
+        </w:rPr>
+        <w:t>Grupo</w:t>
+      </w:r>
+      <w:proofErr w:type="spellEnd"/>
       <w:r>
         <w:rPr>
           <w:rStyle w:val="Textoennegrita"/>
           <w:rFonts w:eastAsiaTheme="majorEastAsia"/>
         </w:rPr>
-        <w:t>Azure Container Registry (ACR):</w:t>
-      </w:r>
-    </w:p>
-    <w:p>
-      <w:pPr>
-        <w:pStyle w:val="HTMLconformatoprevio"/>
-        <w:rPr>
-          <w:rStyle w:val="CdigoHTML"/>
-        </w:rPr>
-      </w:pPr>
-      <w:r>
-        <w:rPr>
-          <w:rStyle w:val="CdigoHTML"/>
-        </w:rPr>
-        <w:t>resource "azurerm_container_registry" "acr" {</w:t>
-      </w:r>
-    </w:p>
-    <w:p>
-      <w:pPr>
-        <w:pStyle w:val="HTMLconformatoprevio"/>
-        <w:rPr>
-          <w:rStyle w:val="CdigoHTML"/>
-        </w:rPr>
-      </w:pPr>
-      <w:r>
-        <w:rPr>
-          <w:rStyle w:val="CdigoHTML"/>
-        </w:rPr>
-        <w:t xml:space="preserve">  name                = var.acr_name</w:t>
-      </w:r>
-    </w:p>
-    <w:p>
-      <w:pPr>
-        <w:pStyle w:val="HTMLconformatoprevio"/>
-        <w:rPr>
-          <w:rStyle w:val="CdigoHTML"/>
-        </w:rPr>
-      </w:pPr>
-      <w:r>
-        <w:rPr>
-          <w:rStyle w:val="CdigoHTML"/>
-        </w:rPr>
-        <w:t xml:space="preserve">  resource_group_name = azurerm_resource_group.rg.name</w:t>
-      </w:r>
-    </w:p>
-    <w:p>
-      <w:pPr>
-        <w:pStyle w:val="HTMLconformatoprevio"/>
-        <w:rPr>
-          <w:rStyle w:val="CdigoHTML"/>
-        </w:rPr>
-      </w:pPr>
-      <w:r>
-        <w:rPr>
-          <w:rStyle w:val="CdigoHTML"/>
-        </w:rPr>
-        <w:t xml:space="preserve">  location            = azurerm_resource_group.rg.location</w:t>
-      </w:r>
-    </w:p>
-    <w:p>
-      <w:pPr>
-        <w:pStyle w:val="HTMLconformatoprevio"/>
-        <w:rPr>
-          <w:rStyle w:val="CdigoHTML"/>
-        </w:rPr>
-      </w:pPr>
-      <w:r>
-        <w:rPr>
-          <w:rStyle w:val="CdigoHTML"/>
-        </w:rPr>
-        <w:t xml:space="preserve">  sku                 = "Basic"</w:t>
-      </w:r>
-    </w:p>
-    <w:p>
-      <w:pPr>
-        <w:pStyle w:val="HTMLconformatoprevio"/>
-        <w:rPr>
-          <w:rStyle w:val="CdigoHTML"/>
-        </w:rPr>
-      </w:pPr>
-      <w:r>
-        <w:rPr>
-          <w:rStyle w:val="CdigoHTML"/>
-        </w:rPr>
-        <w:t xml:space="preserve">  admin_enabled       = true</w:t>
-      </w:r>
-    </w:p>
-    <w:p>
-      <w:pPr>
-        <w:pStyle w:val="HTMLconformatoprevio"/>
-        <w:rPr>
-          <w:rStyle w:val="CdigoHTML"/>
-        </w:rPr>
-      </w:pPr>
-      <w:r>
-        <w:rPr>
-          <w:rStyle w:val="CdigoHTML"/>
-        </w:rPr>
-        <w:t>}</w:t>
-      </w:r>
-    </w:p>
-    <w:p>
-      <w:pPr>
-        <w:pStyle w:val="NormalWeb"/>
-        <w:rPr>
-          <w:lang w:val="es-PE"/>
-        </w:rPr>
-      </w:pPr>
+        <w:t xml:space="preserve"> de </w:t>
+      </w:r>
+      <w:proofErr w:type="spellStart"/>
       <w:r>
         <w:rPr>
           <w:rStyle w:val="Textoennegrita"/>
           <w:rFonts w:eastAsiaTheme="majorEastAsia"/>
-          <w:lang w:val="es-PE"/>
-        </w:rPr>
-        <w:t>Azure Kubernetes Service (AKS):</w:t>
-      </w:r>
-    </w:p>
-    <w:p>
-      <w:pPr>
-        <w:pStyle w:val="HTMLconformatoprevio"/>
-        <w:rPr>
-          <w:rStyle w:val="CdigoHTML"/>
-        </w:rPr>
-      </w:pPr>
-      <w:r>
-        <w:rPr>
-          <w:rStyle w:val="CdigoHTML"/>
-        </w:rPr>
-        <w:t>resource "azurerm_kubernetes_cluster" "aks" {</w:t>
-      </w:r>
-    </w:p>
-    <w:p>
-      <w:pPr>
-        <w:pStyle w:val="HTMLconformatoprevio"/>
-        <w:rPr>
-          <w:rStyle w:val="CdigoHTML"/>
-        </w:rPr>
-      </w:pPr>
-      <w:r>
-        <w:rPr>
-          <w:rStyle w:val="CdigoHTML"/>
-        </w:rPr>
-        <w:t xml:space="preserve">  name                = var.aks_cluster_name</w:t>
-      </w:r>
-    </w:p>
-    <w:p>
-      <w:pPr>
-        <w:pStyle w:val="HTMLconformatoprevio"/>
-        <w:rPr>
-          <w:rStyle w:val="CdigoHTML"/>
-        </w:rPr>
-      </w:pPr>
-      <w:r>
-        <w:rPr>
-          <w:rStyle w:val="CdigoHTML"/>
-        </w:rPr>
-        <w:t xml:space="preserve">  location            = azurerm_resource_group.rg.location</w:t>
-      </w:r>
-    </w:p>
-    <w:p>
-      <w:pPr>
-        <w:pStyle w:val="HTMLconformatoprevio"/>
-        <w:rPr>
-          <w:rStyle w:val="CdigoHTML"/>
-        </w:rPr>
-      </w:pPr>
-      <w:r>
-        <w:rPr>
-          <w:rStyle w:val="CdigoHTML"/>
-        </w:rPr>
-        <w:t xml:space="preserve">  resource_group_name = azurerm_resource_group.rg.name</w:t>
-      </w:r>
-    </w:p>
-    <w:p>
-      <w:pPr>
-        <w:pStyle w:val="HTMLconformatoprevio"/>
-        <w:rPr>
-          <w:rStyle w:val="CdigoHTML"/>
-        </w:rPr>
-      </w:pPr>
-      <w:r>
-        <w:rPr>
-          <w:rStyle w:val="CdigoHTML"/>
-        </w:rPr>
-        <w:t xml:space="preserve">  dns_prefix          = var.dns_prefix</w:t>
-      </w:r>
-    </w:p>
-    <w:p>
-      <w:pPr>
-        <w:pStyle w:val="HTMLconformatoprevio"/>
-        <w:rPr>
-          <w:rStyle w:val="CdigoHTML"/>
-        </w:rPr>
-      </w:pPr>
-    </w:p>
-    <w:p>
-      <w:pPr>
-        <w:pStyle w:val="HTMLconformatoprevio"/>
-        <w:rPr>
-          <w:rStyle w:val="CdigoHTML"/>
-        </w:rPr>
-      </w:pPr>
-      <w:r>
-        <w:rPr>
-          <w:rStyle w:val="CdigoHTML"/>
-        </w:rPr>
-        <w:t xml:space="preserve">  default_node_pool {</w:t>
-      </w:r>
-    </w:p>
-    <w:p>
-      <w:pPr>
-        <w:pStyle w:val="HTMLconformatoprevio"/>
-        <w:rPr>
-          <w:rStyle w:val="CdigoHTML"/>
-        </w:rPr>
-      </w:pPr>
-      <w:r>
-        <w:rPr>
-          <w:rStyle w:val="CdigoHTML"/>
-        </w:rPr>
-        <w:t xml:space="preserve">    name       = "default"</w:t>
-      </w:r>
-    </w:p>
-    <w:p>
-      <w:pPr>
-        <w:pStyle w:val="HTMLconformatoprevio"/>
-        <w:rPr>
-          <w:rStyle w:val="CdigoHTML"/>
-        </w:rPr>
-      </w:pPr>
-      <w:r>
-        <w:rPr>
-          <w:rStyle w:val="CdigoHTML"/>
-        </w:rPr>
-        <w:t xml:space="preserve">    node_count = var.node_count</w:t>
-      </w:r>
-    </w:p>
-    <w:p>
-      <w:pPr>
-        <w:pStyle w:val="HTMLconformatoprevio"/>
-        <w:rPr>
-          <w:rStyle w:val="CdigoHTML"/>
-        </w:rPr>
-      </w:pPr>
-      <w:r>
-        <w:rPr>
-          <w:rStyle w:val="CdigoHTML"/>
-        </w:rPr>
-        <w:t xml:space="preserve">    vm_size    = "Standard_DS2_v2"</w:t>
-      </w:r>
-    </w:p>
-    <w:p>
-      <w:pPr>
-        <w:pStyle w:val="HTMLconformatoprevio"/>
-        <w:rPr>
-          <w:rStyle w:val="CdigoHTML"/>
-        </w:rPr>
-      </w:pPr>
-      <w:r>
-        <w:rPr>
-          <w:rStyle w:val="CdigoHTML"/>
-        </w:rPr>
-        <w:t xml:space="preserve">  }</w:t>
-      </w:r>
-    </w:p>
-    <w:p>
-      <w:pPr>
-        <w:pStyle w:val="HTMLconformatoprevio"/>
-        <w:rPr>
-          <w:rStyle w:val="CdigoHTML"/>
-        </w:rPr>
-      </w:pPr>
-    </w:p>
-    <w:p>
-      <w:pPr>
-        <w:pStyle w:val="HTMLconformatoprevio"/>
-        <w:rPr>
-          <w:rStyle w:val="CdigoHTML"/>
-        </w:rPr>
-      </w:pPr>
-      <w:r>
-        <w:rPr>
-          <w:rStyle w:val="CdigoHTML"/>
-        </w:rPr>
-        <w:t xml:space="preserve">  identity {</w:t>
-      </w:r>
-    </w:p>
-    <w:p>
-      <w:pPr>
-        <w:pStyle w:val="HTMLconformatoprevio"/>
-        <w:rPr>
-          <w:rStyle w:val="CdigoHTML"/>
-        </w:rPr>
-      </w:pPr>
-      <w:r>
-        <w:rPr>
-          <w:rStyle w:val="CdigoHTML"/>
-        </w:rPr>
-        <w:t xml:space="preserve">    type = "SystemAssigned"</w:t>
-      </w:r>
-    </w:p>
-    <w:p>
-      <w:pPr>
-        <w:pStyle w:val="HTMLconformatoprevio"/>
-        <w:rPr>
-          <w:rStyle w:val="CdigoHTML"/>
-        </w:rPr>
-      </w:pPr>
-      <w:r>
-        <w:rPr>
-          <w:rStyle w:val="CdigoHTML"/>
-        </w:rPr>
-        <w:t xml:space="preserve">  }</w:t>
-      </w:r>
-    </w:p>
-    <w:p>
-      <w:pPr>
-        <w:pStyle w:val="HTMLconformatoprevio"/>
-        <w:rPr>
-          <w:rStyle w:val="CdigoHTML"/>
-        </w:rPr>
-      </w:pPr>
-    </w:p>
-    <w:p>
-      <w:pPr>
-        <w:pStyle w:val="HTMLconformatoprevio"/>
-        <w:rPr>
-          <w:rStyle w:val="CdigoHTML"/>
-        </w:rPr>
-      </w:pPr>
-      <w:r>
-        <w:rPr>
-          <w:rStyle w:val="CdigoHTML"/>
-        </w:rPr>
-        <w:t xml:space="preserve">  tags = {</w:t>
-      </w:r>
-    </w:p>
-    <w:p>
-      <w:pPr>
-        <w:pStyle w:val="HTMLconformatoprevio"/>
-        <w:rPr>
-          <w:rStyle w:val="CdigoHTML"/>
-        </w:rPr>
-      </w:pPr>
-      <w:r>
-        <w:rPr>
-          <w:rStyle w:val="CdigoHTML"/>
-        </w:rPr>
-        <w:t xml:space="preserve">    Environment = "Production"</w:t>
-      </w:r>
-    </w:p>
-    <w:p>
-      <w:pPr>
-        <w:pStyle w:val="HTMLconformatoprevio"/>
-        <w:rPr>
-          <w:rStyle w:val="CdigoHTML"/>
-          <w:lang w:val="es-PE"/>
-        </w:rPr>
-      </w:pPr>
-      <w:r>
-        <w:rPr>
-          <w:rStyle w:val="CdigoHTML"/>
-        </w:rPr>
-        <w:t xml:space="preserve">  </w:t>
-      </w:r>
-      <w:r>
-        <w:rPr>
-          <w:rStyle w:val="CdigoHTML"/>
-          <w:lang w:val="es-PE"/>
-        </w:rPr>
-        <w:t>}</w:t>
-      </w:r>
-    </w:p>
-    <w:p>
-      <w:pPr>
-        <w:pStyle w:val="HTMLconformatoprevio"/>
-        <w:rPr>
-          <w:rStyle w:val="CdigoHTML"/>
-          <w:lang w:val="es-PE"/>
-        </w:rPr>
-      </w:pPr>
-      <w:r>
-        <w:rPr>
-          <w:rStyle w:val="CdigoHTML"/>
-          <w:lang w:val="es-PE"/>
-        </w:rPr>
-        <w:t>}</w:t>
-      </w:r>
-    </w:p>
-    <w:p>
-      <w:pPr>
-        <w:pStyle w:val="NormalWeb"/>
-        <w:rPr>
-          <w:lang w:val="es-PE"/>
-        </w:rPr>
-      </w:pPr>
+        </w:rPr>
+        <w:t>Recursos</w:t>
+      </w:r>
+      <w:proofErr w:type="spellEnd"/>
       <w:r>
         <w:rPr>
           <w:rStyle w:val="Textoennegrita"/>
           <w:rFonts w:eastAsiaTheme="majorEastAsia"/>
-          <w:lang w:val="es-PE"/>
+        </w:rPr>
+        <w:t>:</w:t>
+      </w:r>
+    </w:p>
+    <w:p>
+      <w:pPr>
+        <w:pStyle w:val="HTMLconformatoprevio"/>
+        <w:rPr>
+          <w:rStyle w:val="CdigoHTML"/>
+        </w:rPr>
+      </w:pPr>
+      <w:r>
+        <w:rPr>
+          <w:rStyle w:val="CdigoHTML"/>
+        </w:rPr>
+        <w:t>resource "</w:t>
+      </w:r>
+      <w:proofErr w:type="spellStart"/>
+      <w:r>
+        <w:rPr>
+          <w:rStyle w:val="CdigoHTML"/>
+        </w:rPr>
+        <w:t>azurerm_resource_group</w:t>
+      </w:r>
+      <w:proofErr w:type="spellEnd"/>
+      <w:r>
+        <w:rPr>
+          <w:rStyle w:val="CdigoHTML"/>
+        </w:rPr>
+        <w:t>" "</w:t>
+      </w:r>
+      <w:proofErr w:type="spellStart"/>
+      <w:r>
+        <w:rPr>
+          <w:rStyle w:val="CdigoHTML"/>
+        </w:rPr>
+        <w:t>rg</w:t>
+      </w:r>
+      <w:proofErr w:type="spellEnd"/>
+      <w:r>
+        <w:rPr>
+          <w:rStyle w:val="CdigoHTML"/>
+        </w:rPr>
+        <w:t>" {</w:t>
+      </w:r>
+    </w:p>
+    <w:p>
+      <w:pPr>
+        <w:pStyle w:val="HTMLconformatoprevio"/>
+        <w:rPr>
+          <w:rStyle w:val="CdigoHTML"/>
+        </w:rPr>
+      </w:pPr>
+      <w:r>
+        <w:rPr>
+          <w:rStyle w:val="CdigoHTML"/>
+        </w:rPr>
+        <w:t xml:space="preserve">  name     = var.resource_group_name</w:t>
+      </w:r>
+    </w:p>
+    <w:p>
+      <w:pPr>
+        <w:pStyle w:val="HTMLconformatoprevio"/>
+        <w:rPr>
+          <w:rStyle w:val="CdigoHTML"/>
+        </w:rPr>
+      </w:pPr>
+      <w:r>
+        <w:rPr>
+          <w:rStyle w:val="CdigoHTML"/>
+        </w:rPr>
+        <w:t xml:space="preserve">  location = var.location</w:t>
+      </w:r>
+    </w:p>
+    <w:p>
+      <w:pPr>
+        <w:pStyle w:val="HTMLconformatoprevio"/>
+        <w:rPr>
+          <w:rStyle w:val="CdigoHTML"/>
+        </w:rPr>
+      </w:pPr>
+      <w:r>
+        <w:rPr>
+          <w:rStyle w:val="CdigoHTML"/>
+        </w:rPr>
+        <w:t>}</w:t>
+      </w:r>
+    </w:p>
+    <w:p>
+      <w:pPr>
+        <w:pStyle w:val="NormalWeb"/>
+      </w:pPr>
+      <w:r>
+        <w:rPr>
+          <w:rStyle w:val="Textoennegrita"/>
+          <w:rFonts w:eastAsiaTheme="majorEastAsia"/>
+        </w:rPr>
+        <w:t>Azure Container Registry (ACR):</w:t>
+      </w:r>
+    </w:p>
+    <w:p>
+      <w:pPr>
+        <w:pStyle w:val="HTMLconformatoprevio"/>
+        <w:rPr>
+          <w:rStyle w:val="CdigoHTML"/>
+        </w:rPr>
+      </w:pPr>
+      <w:r>
+        <w:rPr>
+          <w:rStyle w:val="CdigoHTML"/>
+        </w:rPr>
+        <w:t>resource "azurerm_container_registry" "acr" {</w:t>
+      </w:r>
+    </w:p>
+    <w:p>
+      <w:pPr>
+        <w:pStyle w:val="HTMLconformatoprevio"/>
+        <w:rPr>
+          <w:rStyle w:val="CdigoHTML"/>
+        </w:rPr>
+      </w:pPr>
+      <w:r>
+        <w:rPr>
+          <w:rStyle w:val="CdigoHTML"/>
+        </w:rPr>
+        <w:t xml:space="preserve">  name                = var.acr_name</w:t>
+      </w:r>
+    </w:p>
+    <w:p>
+      <w:pPr>
+        <w:pStyle w:val="HTMLconformatoprevio"/>
+        <w:rPr>
+          <w:rStyle w:val="CdigoHTML"/>
+        </w:rPr>
+      </w:pPr>
+      <w:r>
+        <w:rPr>
+          <w:rStyle w:val="CdigoHTML"/>
+        </w:rPr>
+        <w:t xml:space="preserve">  resource_group_name = azurerm_resource_group.rg.name</w:t>
+      </w:r>
+    </w:p>
+    <w:p>
+      <w:pPr>
+        <w:pStyle w:val="HTMLconformatoprevio"/>
+        <w:rPr>
+          <w:rStyle w:val="CdigoHTML"/>
+        </w:rPr>
+      </w:pPr>
+      <w:r>
+        <w:rPr>
+          <w:rStyle w:val="CdigoHTML"/>
+        </w:rPr>
+        <w:t xml:space="preserve">  location            = azurerm_resource_group.rg.location</w:t>
+      </w:r>
+    </w:p>
+    <w:p>
+      <w:pPr>
+        <w:pStyle w:val="HTMLconformatoprevio"/>
+        <w:rPr>
+          <w:rStyle w:val="CdigoHTML"/>
+        </w:rPr>
+      </w:pPr>
+      <w:r>
+        <w:rPr>
+          <w:rStyle w:val="CdigoHTML"/>
+        </w:rPr>
+        <w:t xml:space="preserve">  sku                 = "Basic"</w:t>
+      </w:r>
+    </w:p>
+    <w:p>
+      <w:pPr>
+        <w:pStyle w:val="HTMLconformatoprevio"/>
+        <w:rPr>
+          <w:rStyle w:val="CdigoHTML"/>
+        </w:rPr>
+      </w:pPr>
+      <w:r>
+        <w:rPr>
+          <w:rStyle w:val="CdigoHTML"/>
+        </w:rPr>
+        <w:t xml:space="preserve">  admin_enabled       = true</w:t>
+      </w:r>
+    </w:p>
+    <w:p>
+      <w:pPr>
+        <w:pStyle w:val="HTMLconformatoprevio"/>
+        <w:rPr>
+          <w:rStyle w:val="CdigoHTML"/>
+        </w:rPr>
+      </w:pPr>
+      <w:r>
+        <w:rPr>
+          <w:rStyle w:val="CdigoHTML"/>
+        </w:rPr>
+        <w:t>}</w:t>
+      </w:r>
+    </w:p>
+    <w:p>
+      <w:pPr>
+        <w:pStyle w:val="NormalWeb"/>
+      </w:pPr>
+      <w:r>
+        <w:rPr>
+          <w:rStyle w:val="Textoennegrita"/>
+          <w:rFonts w:eastAsiaTheme="majorEastAsia"/>
+        </w:rPr>
+        <w:t>Azure Kubernetes Service (AKS):</w:t>
+      </w:r>
+    </w:p>
+    <w:p>
+      <w:pPr>
+        <w:pStyle w:val="HTMLconformatoprevio"/>
+        <w:rPr>
+          <w:rStyle w:val="CdigoHTML"/>
+        </w:rPr>
+      </w:pPr>
+      <w:r>
+        <w:rPr>
+          <w:rStyle w:val="CdigoHTML"/>
+        </w:rPr>
+        <w:t>resource "</w:t>
+      </w:r>
+      <w:proofErr w:type="spellStart"/>
+      <w:r>
+        <w:rPr>
+          <w:rStyle w:val="CdigoHTML"/>
+        </w:rPr>
+        <w:t>azurerm_kubernetes_cluster</w:t>
+      </w:r>
+      <w:proofErr w:type="spellEnd"/>
+      <w:r>
+        <w:rPr>
+          <w:rStyle w:val="CdigoHTML"/>
+        </w:rPr>
+        <w:t>" "</w:t>
+      </w:r>
+      <w:proofErr w:type="spellStart"/>
+      <w:r>
+        <w:rPr>
+          <w:rStyle w:val="CdigoHTML"/>
+        </w:rPr>
+        <w:t>aks</w:t>
+      </w:r>
+      <w:proofErr w:type="spellEnd"/>
+      <w:r>
+        <w:rPr>
+          <w:rStyle w:val="CdigoHTML"/>
+        </w:rPr>
+        <w:t>" {</w:t>
+      </w:r>
+    </w:p>
+    <w:p>
+      <w:pPr>
+        <w:pStyle w:val="HTMLconformatoprevio"/>
+        <w:rPr>
+          <w:rStyle w:val="CdigoHTML"/>
+        </w:rPr>
+      </w:pPr>
+      <w:r>
+        <w:rPr>
+          <w:rStyle w:val="CdigoHTML"/>
+        </w:rPr>
+        <w:t xml:space="preserve">  name                = var.aks_cluster_name</w:t>
+      </w:r>
+    </w:p>
+    <w:p>
+      <w:pPr>
+        <w:pStyle w:val="HTMLconformatoprevio"/>
+        <w:rPr>
+          <w:rStyle w:val="CdigoHTML"/>
+        </w:rPr>
+      </w:pPr>
+      <w:r>
+        <w:rPr>
+          <w:rStyle w:val="CdigoHTML"/>
+        </w:rPr>
+        <w:t xml:space="preserve">  location            = azurerm_resource_group.rg.location</w:t>
+      </w:r>
+    </w:p>
+    <w:p>
+      <w:pPr>
+        <w:pStyle w:val="HTMLconformatoprevio"/>
+        <w:rPr>
+          <w:rStyle w:val="CdigoHTML"/>
+        </w:rPr>
+      </w:pPr>
+      <w:r>
+        <w:rPr>
+          <w:rStyle w:val="CdigoHTML"/>
+        </w:rPr>
+        <w:t xml:space="preserve">  resource_group_name = azurerm_resource_group.rg.name</w:t>
+      </w:r>
+    </w:p>
+    <w:p>
+      <w:pPr>
+        <w:pStyle w:val="HTMLconformatoprevio"/>
+        <w:rPr>
+          <w:rStyle w:val="CdigoHTML"/>
+        </w:rPr>
+      </w:pPr>
+      <w:r>
+        <w:rPr>
+          <w:rStyle w:val="CdigoHTML"/>
+        </w:rPr>
+        <w:t xml:space="preserve">  dns_prefix          = var.dns_prefix</w:t>
+      </w:r>
+    </w:p>
+    <w:p>
+      <w:pPr>
+        <w:pStyle w:val="HTMLconformatoprevio"/>
+        <w:rPr>
+          <w:rStyle w:val="CdigoHTML"/>
+        </w:rPr>
+      </w:pPr>
+    </w:p>
+    <w:p>
+      <w:pPr>
+        <w:pStyle w:val="HTMLconformatoprevio"/>
+        <w:rPr>
+          <w:rStyle w:val="CdigoHTML"/>
+        </w:rPr>
+      </w:pPr>
+      <w:r>
+        <w:rPr>
+          <w:rStyle w:val="CdigoHTML"/>
+        </w:rPr>
+        <w:t xml:space="preserve">  default_node_pool {</w:t>
+      </w:r>
+    </w:p>
+    <w:p>
+      <w:pPr>
+        <w:pStyle w:val="HTMLconformatoprevio"/>
+        <w:rPr>
+          <w:rStyle w:val="CdigoHTML"/>
+        </w:rPr>
+      </w:pPr>
+      <w:r>
+        <w:rPr>
+          <w:rStyle w:val="CdigoHTML"/>
+        </w:rPr>
+        <w:t xml:space="preserve">    name       = "default"</w:t>
+      </w:r>
+    </w:p>
+    <w:p>
+      <w:pPr>
+        <w:pStyle w:val="HTMLconformatoprevio"/>
+        <w:rPr>
+          <w:rStyle w:val="CdigoHTML"/>
+        </w:rPr>
+      </w:pPr>
+      <w:r>
+        <w:rPr>
+          <w:rStyle w:val="CdigoHTML"/>
+        </w:rPr>
+        <w:t xml:space="preserve">    node_count = var.node_count</w:t>
+      </w:r>
+    </w:p>
+    <w:p>
+      <w:pPr>
+        <w:pStyle w:val="HTMLconformatoprevio"/>
+        <w:rPr>
+          <w:rStyle w:val="CdigoHTML"/>
+        </w:rPr>
+      </w:pPr>
+      <w:r>
+        <w:rPr>
+          <w:rStyle w:val="CdigoHTML"/>
+        </w:rPr>
+        <w:t xml:space="preserve">    vm_size    = "Standard_DS2_v2"</w:t>
+      </w:r>
+    </w:p>
+    <w:p>
+      <w:pPr>
+        <w:pStyle w:val="HTMLconformatoprevio"/>
+        <w:rPr>
+          <w:rStyle w:val="CdigoHTML"/>
+        </w:rPr>
+      </w:pPr>
+      <w:r>
+        <w:rPr>
+          <w:rStyle w:val="CdigoHTML"/>
+        </w:rPr>
+        <w:t xml:space="preserve">  }</w:t>
+      </w:r>
+    </w:p>
+    <w:p>
+      <w:pPr>
+        <w:pStyle w:val="HTMLconformatoprevio"/>
+        <w:rPr>
+          <w:rStyle w:val="CdigoHTML"/>
+        </w:rPr>
+      </w:pPr>
+    </w:p>
+    <w:p>
+      <w:pPr>
+        <w:pStyle w:val="HTMLconformatoprevio"/>
+        <w:rPr>
+          <w:rStyle w:val="CdigoHTML"/>
+        </w:rPr>
+      </w:pPr>
+      <w:r>
+        <w:rPr>
+          <w:rStyle w:val="CdigoHTML"/>
+        </w:rPr>
+        <w:t xml:space="preserve">  identity {</w:t>
+      </w:r>
+    </w:p>
+    <w:p>
+      <w:pPr>
+        <w:pStyle w:val="HTMLconformatoprevio"/>
+        <w:rPr>
+          <w:rStyle w:val="CdigoHTML"/>
+        </w:rPr>
+      </w:pPr>
+      <w:r>
+        <w:rPr>
+          <w:rStyle w:val="CdigoHTML"/>
+        </w:rPr>
+        <w:t xml:space="preserve">    type = "SystemAssigned"</w:t>
+      </w:r>
+    </w:p>
+    <w:p>
+      <w:pPr>
+        <w:pStyle w:val="HTMLconformatoprevio"/>
+        <w:rPr>
+          <w:rStyle w:val="CdigoHTML"/>
+        </w:rPr>
+      </w:pPr>
+      <w:r>
+        <w:rPr>
+          <w:rStyle w:val="CdigoHTML"/>
+        </w:rPr>
+        <w:t xml:space="preserve">  }</w:t>
+      </w:r>
+    </w:p>
+    <w:p>
+      <w:pPr>
+        <w:pStyle w:val="HTMLconformatoprevio"/>
+        <w:rPr>
+          <w:rStyle w:val="CdigoHTML"/>
+        </w:rPr>
+      </w:pPr>
+    </w:p>
+    <w:p>
+      <w:pPr>
+        <w:pStyle w:val="HTMLconformatoprevio"/>
+        <w:rPr>
+          <w:rStyle w:val="CdigoHTML"/>
+        </w:rPr>
+      </w:pPr>
+      <w:r>
+        <w:rPr>
+          <w:rStyle w:val="CdigoHTML"/>
+        </w:rPr>
+        <w:t xml:space="preserve">  tags = {</w:t>
+      </w:r>
+    </w:p>
+    <w:p>
+      <w:pPr>
+        <w:pStyle w:val="HTMLconformatoprevio"/>
+        <w:rPr>
+          <w:rStyle w:val="CdigoHTML"/>
+        </w:rPr>
+      </w:pPr>
+      <w:r>
+        <w:rPr>
+          <w:rStyle w:val="CdigoHTML"/>
+        </w:rPr>
+        <w:t xml:space="preserve">    Environment = "Production"</w:t>
+      </w:r>
+    </w:p>
+    <w:p>
+      <w:pPr>
+        <w:pStyle w:val="HTMLconformatoprevio"/>
+        <w:rPr>
+          <w:rStyle w:val="CdigoHTML"/>
+        </w:rPr>
+      </w:pPr>
+      <w:r>
+        <w:rPr>
+          <w:rStyle w:val="CdigoHTML"/>
+        </w:rPr>
+        <w:t xml:space="preserve">  </w:t>
+      </w:r>
+      <w:r>
+        <w:rPr>
+          <w:rStyle w:val="CdigoHTML"/>
+        </w:rPr>
+        <w:t>}</w:t>
+      </w:r>
+    </w:p>
+    <w:p>
+      <w:pPr>
+        <w:pStyle w:val="HTMLconformatoprevio"/>
+        <w:rPr>
+          <w:rStyle w:val="CdigoHTML"/>
+        </w:rPr>
+      </w:pPr>
+      <w:r>
+        <w:rPr>
+          <w:rStyle w:val="CdigoHTML"/>
+        </w:rPr>
+        <w:t>}</w:t>
+      </w:r>
+    </w:p>
+    <w:p>
+      <w:pPr>
+        <w:pStyle w:val="NormalWeb"/>
+      </w:pPr>
+      <w:r>
+        <w:rPr>
+          <w:rStyle w:val="Textoennegrita"/>
+          <w:rFonts w:eastAsiaTheme="majorEastAsia"/>
+        </w:rPr>
+        <w:t>Azure Database for PostgreSQL:</w:t>
+      </w:r>
+    </w:p>
+    <w:p>
+      <w:pPr>
+        <w:pStyle w:val="HTMLconformatoprevio"/>
+        <w:rPr>
+          <w:rStyle w:val="CdigoHTML"/>
+        </w:rPr>
+      </w:pPr>
+      <w:r>
+        <w:rPr>
+          <w:rStyle w:val="CdigoHTML"/>
         </w:rPr>
         <w:lastRenderedPageBreak/>
-        <w:t>Azure Database for PostgreSQL:</w:t>
-      </w:r>
-    </w:p>
-    <w:p>
-      <w:pPr>
-        <w:pStyle w:val="HTMLconformatoprevio"/>
-        <w:rPr>
-          <w:rStyle w:val="CdigoHTML"/>
-        </w:rPr>
-      </w:pPr>
-      <w:r>
-        <w:rPr>
-          <w:rStyle w:val="CdigoHTML"/>
-        </w:rPr>
-        <w:t>resource "azurerm_postgresql_server" "postgresql" {</w:t>
+        <w:t>resource "</w:t>
+      </w:r>
+      <w:proofErr w:type="spellStart"/>
+      <w:r>
+        <w:rPr>
+          <w:rStyle w:val="CdigoHTML"/>
+        </w:rPr>
+        <w:t>azurerm_postgresql_server</w:t>
+      </w:r>
+      <w:proofErr w:type="spellEnd"/>
+      <w:r>
+        <w:rPr>
+          <w:rStyle w:val="CdigoHTML"/>
+        </w:rPr>
+        <w:t>" "</w:t>
+      </w:r>
+      <w:proofErr w:type="spellStart"/>
+      <w:r>
+        <w:rPr>
+          <w:rStyle w:val="CdigoHTML"/>
+        </w:rPr>
+        <w:t>postgresql</w:t>
+      </w:r>
+      <w:proofErr w:type="spellEnd"/>
+      <w:r>
+        <w:rPr>
+          <w:rStyle w:val="CdigoHTML"/>
+        </w:rPr>
+        <w:t>" {</w:t>
       </w:r>
     </w:p>
     <w:p>
@@ -7993,6 +10248,7 @@
         <w:rPr>
           <w:rStyle w:val="CdigoHTML"/>
         </w:rPr>
+        <w:lastRenderedPageBreak/>
         <w:t>}</w:t>
       </w:r>
     </w:p>
@@ -8643,7 +10899,6 @@
     </w:p>
     <w:p>
       <w:r>
-        <w:lastRenderedPageBreak/>
         <w:pict>
           <v:rect id="_x0000_i1027" style="width:0;height:1.5pt" o:hralign="center" o:hrstd="t" o:hr="t" fillcolor="#a0a0a0" stroked="f"/>
         </w:pict>
@@ -8660,6 +10915,7 @@
           <w:b w:val="0"/>
           <w:bCs w:val="0"/>
         </w:rPr>
+        <w:lastRenderedPageBreak/>
         <w:t>4. Configurar la Conexión a Azure PostgreSQL</w:t>
       </w:r>
       <w:bookmarkEnd w:id="19"/>
@@ -8682,24 +10938,29 @@
     <w:p>
       <w:pPr>
         <w:pStyle w:val="NormalWeb"/>
-        <w:rPr>
-          <w:lang w:val="es-PE"/>
-        </w:rPr>
       </w:pPr>
       <w:r>
         <w:rPr>
           <w:rStyle w:val="CdigoHTML"/>
           <w:b/>
           <w:bCs/>
-          <w:lang w:val="es-PE"/>
-        </w:rPr>
-        <w:t>k8s/secret.yml</w:t>
-      </w:r>
+        </w:rPr>
+        <w:t>k8s/</w:t>
+      </w:r>
+      <w:proofErr w:type="spellStart"/>
+      <w:r>
+        <w:rPr>
+          <w:rStyle w:val="CdigoHTML"/>
+          <w:b/>
+          <w:bCs/>
+        </w:rPr>
+        <w:t>secret.yml</w:t>
+      </w:r>
+      <w:proofErr w:type="spellEnd"/>
       <w:r>
         <w:rPr>
           <w:rStyle w:val="Textoennegrita"/>
           <w:rFonts w:eastAsiaTheme="majorEastAsia"/>
-          <w:lang w:val="es-PE"/>
         </w:rPr>
         <w:t>:</w:t>
       </w:r>
@@ -8711,11 +10972,19 @@
           <w:rStyle w:val="CdigoHTML"/>
         </w:rPr>
       </w:pPr>
+      <w:proofErr w:type="spellStart"/>
       <w:r>
         <w:rPr>
           <w:rStyle w:val="hljs-attr"/>
         </w:rPr>
-        <w:t>apiVersion:</w:t>
+        <w:t>apiVersion</w:t>
+      </w:r>
+      <w:proofErr w:type="spellEnd"/>
+      <w:r>
+        <w:rPr>
+          <w:rStyle w:val="hljs-attr"/>
+        </w:rPr>
+        <w:t>:</w:t>
       </w:r>
       <w:r>
         <w:rPr>
@@ -9544,12 +11813,21 @@
         </w:rPr>
         <w:t xml:space="preserve">        </w:t>
       </w:r>
+      <w:proofErr w:type="spellStart"/>
       <w:r>
         <w:rPr>
           <w:rStyle w:val="hljs-attr"/>
           <w:lang w:val="es-PE"/>
         </w:rPr>
-        <w:t>image:</w:t>
+        <w:t>image</w:t>
+      </w:r>
+      <w:proofErr w:type="spellEnd"/>
+      <w:r>
+        <w:rPr>
+          <w:rStyle w:val="hljs-attr"/>
+          <w:lang w:val="es-PE"/>
+        </w:rPr>
+        <w:t>:</w:t>
       </w:r>
       <w:r>
         <w:rPr>
@@ -9563,8 +11841,26 @@
           <w:rStyle w:val="hljs-string"/>
           <w:lang w:val="es-PE"/>
         </w:rPr>
-        <w:t>tuacrnombre.azurecr.io/app-java-basico:latest</w:t>
-      </w:r>
+        <w:t>tuacrnombre.azurecr.io/</w:t>
+      </w:r>
+      <w:proofErr w:type="spellStart"/>
+      <w:r>
+        <w:rPr>
+          <w:rStyle w:val="hljs-string"/>
+          <w:lang w:val="es-PE"/>
+        </w:rPr>
+        <w:t>app-java-</w:t>
+      </w:r>
+      <w:proofErr w:type="gramStart"/>
+      <w:r>
+        <w:rPr>
+          <w:rStyle w:val="hljs-string"/>
+          <w:lang w:val="es-PE"/>
+        </w:rPr>
+        <w:t>basico:latest</w:t>
+      </w:r>
+      <w:proofErr w:type="spellEnd"/>
+      <w:proofErr w:type="gramEnd"/>
     </w:p>
     <w:p>
       <w:pPr>
@@ -9782,47 +12078,47 @@
         <w:rPr>
           <w:rStyle w:val="CdigoHTML"/>
         </w:rPr>
+        <w:t xml:space="preserve">          </w:t>
+      </w:r>
+      <w:r>
+        <w:rPr>
+          <w:rStyle w:val="hljs-attr"/>
+        </w:rPr>
+        <w:t>valueFrom:</w:t>
+      </w:r>
+    </w:p>
+    <w:p>
+      <w:pPr>
+        <w:pStyle w:val="HTMLconformatoprevio"/>
+        <w:rPr>
+          <w:rStyle w:val="CdigoHTML"/>
+        </w:rPr>
+      </w:pPr>
+      <w:r>
+        <w:rPr>
+          <w:rStyle w:val="CdigoHTML"/>
+        </w:rPr>
+        <w:t xml:space="preserve">            </w:t>
+      </w:r>
+      <w:r>
+        <w:rPr>
+          <w:rStyle w:val="hljs-attr"/>
+        </w:rPr>
+        <w:t>secretKeyRef:</w:t>
+      </w:r>
+    </w:p>
+    <w:p>
+      <w:pPr>
+        <w:pStyle w:val="HTMLconformatoprevio"/>
+        <w:rPr>
+          <w:rStyle w:val="CdigoHTML"/>
+        </w:rPr>
+      </w:pPr>
+      <w:r>
+        <w:rPr>
+          <w:rStyle w:val="CdigoHTML"/>
+        </w:rPr>
         <w:lastRenderedPageBreak/>
-        <w:t xml:space="preserve">          </w:t>
-      </w:r>
-      <w:r>
-        <w:rPr>
-          <w:rStyle w:val="hljs-attr"/>
-        </w:rPr>
-        <w:t>valueFrom:</w:t>
-      </w:r>
-    </w:p>
-    <w:p>
-      <w:pPr>
-        <w:pStyle w:val="HTMLconformatoprevio"/>
-        <w:rPr>
-          <w:rStyle w:val="CdigoHTML"/>
-        </w:rPr>
-      </w:pPr>
-      <w:r>
-        <w:rPr>
-          <w:rStyle w:val="CdigoHTML"/>
-        </w:rPr>
-        <w:t xml:space="preserve">            </w:t>
-      </w:r>
-      <w:r>
-        <w:rPr>
-          <w:rStyle w:val="hljs-attr"/>
-        </w:rPr>
-        <w:t>secretKeyRef:</w:t>
-      </w:r>
-    </w:p>
-    <w:p>
-      <w:pPr>
-        <w:pStyle w:val="HTMLconformatoprevio"/>
-        <w:rPr>
-          <w:rStyle w:val="CdigoHTML"/>
-        </w:rPr>
-      </w:pPr>
-      <w:r>
-        <w:rPr>
-          <w:rStyle w:val="CdigoHTML"/>
-        </w:rPr>
         <w:t xml:space="preserve">              </w:t>
       </w:r>
       <w:r>
@@ -10136,27 +12432,31 @@
         <w:pStyle w:val="HTMLconformatoprevio"/>
         <w:rPr>
           <w:rStyle w:val="CdigoHTML"/>
-          <w:lang w:val="es-PE"/>
-        </w:rPr>
-      </w:pPr>
+        </w:rPr>
+      </w:pPr>
+      <w:proofErr w:type="spellStart"/>
       <w:r>
         <w:rPr>
           <w:rStyle w:val="hljs-attr"/>
-          <w:lang w:val="es-PE"/>
-        </w:rPr>
-        <w:t>apiVersion:</w:t>
-      </w:r>
-      <w:r>
-        <w:rPr>
-          <w:rStyle w:val="CdigoHTML"/>
-          <w:lang w:val="es-PE"/>
+        </w:rPr>
+        <w:t>apiVersion</w:t>
+      </w:r>
+      <w:proofErr w:type="spellEnd"/>
+      <w:r>
+        <w:rPr>
+          <w:rStyle w:val="hljs-attr"/>
+        </w:rPr>
+        <w:t>:</w:t>
+      </w:r>
+      <w:r>
+        <w:rPr>
+          <w:rStyle w:val="CdigoHTML"/>
         </w:rPr>
         <w:t xml:space="preserve"> </w:t>
       </w:r>
       <w:r>
         <w:rPr>
           <w:rStyle w:val="hljs-string"/>
-          <w:lang w:val="es-PE"/>
         </w:rPr>
         <w:t>v1</w:t>
       </w:r>
@@ -10166,27 +12466,23 @@
         <w:pStyle w:val="HTMLconformatoprevio"/>
         <w:rPr>
           <w:rStyle w:val="CdigoHTML"/>
-          <w:lang w:val="es-PE"/>
         </w:rPr>
       </w:pPr>
       <w:r>
         <w:rPr>
           <w:rStyle w:val="hljs-attr"/>
-          <w:lang w:val="es-PE"/>
         </w:rPr>
         <w:t>kind:</w:t>
       </w:r>
       <w:r>
         <w:rPr>
           <w:rStyle w:val="CdigoHTML"/>
-          <w:lang w:val="es-PE"/>
         </w:rPr>
         <w:t xml:space="preserve"> </w:t>
       </w:r>
       <w:r>
         <w:rPr>
           <w:rStyle w:val="hljs-string"/>
-          <w:lang w:val="es-PE"/>
         </w:rPr>
         <w:t>Service</w:t>
       </w:r>
@@ -10196,13 +12492,11 @@
         <w:pStyle w:val="HTMLconformatoprevio"/>
         <w:rPr>
           <w:rStyle w:val="CdigoHTML"/>
-          <w:lang w:val="es-PE"/>
         </w:rPr>
       </w:pPr>
       <w:r>
         <w:rPr>
           <w:rStyle w:val="hljs-attr"/>
-          <w:lang w:val="es-PE"/>
         </w:rPr>
         <w:t>metadata:</w:t>
       </w:r>
@@ -10212,50 +12506,57 @@
         <w:pStyle w:val="HTMLconformatoprevio"/>
         <w:rPr>
           <w:rStyle w:val="CdigoHTML"/>
-          <w:lang w:val="es-PE"/>
-        </w:rPr>
-      </w:pPr>
-      <w:r>
-        <w:rPr>
-          <w:rStyle w:val="CdigoHTML"/>
-          <w:lang w:val="es-PE"/>
+        </w:rPr>
+      </w:pPr>
+      <w:r>
+        <w:rPr>
+          <w:rStyle w:val="CdigoHTML"/>
         </w:rPr>
         <w:t xml:space="preserve">  </w:t>
       </w:r>
       <w:r>
         <w:rPr>
           <w:rStyle w:val="hljs-attr"/>
-          <w:lang w:val="es-PE"/>
         </w:rPr>
         <w:t>name:</w:t>
       </w:r>
       <w:r>
         <w:rPr>
           <w:rStyle w:val="CdigoHTML"/>
-          <w:lang w:val="es-PE"/>
         </w:rPr>
         <w:t xml:space="preserve"> </w:t>
       </w:r>
       <w:r>
         <w:rPr>
           <w:rStyle w:val="hljs-string"/>
-          <w:lang w:val="es-PE"/>
-        </w:rPr>
-        <w:t>app-java-basico-service</w:t>
-      </w:r>
-    </w:p>
-    <w:p>
-      <w:pPr>
-        <w:pStyle w:val="HTMLconformatoprevio"/>
-        <w:rPr>
-          <w:rStyle w:val="CdigoHTML"/>
-          <w:lang w:val="es-PE"/>
+        </w:rPr>
+        <w:t>app-java-</w:t>
+      </w:r>
+      <w:proofErr w:type="spellStart"/>
+      <w:r>
+        <w:rPr>
+          <w:rStyle w:val="hljs-string"/>
+        </w:rPr>
+        <w:t>basico</w:t>
+      </w:r>
+      <w:proofErr w:type="spellEnd"/>
+      <w:r>
+        <w:rPr>
+          <w:rStyle w:val="hljs-string"/>
+        </w:rPr>
+        <w:t>-service</w:t>
+      </w:r>
+    </w:p>
+    <w:p>
+      <w:pPr>
+        <w:pStyle w:val="HTMLconformatoprevio"/>
+        <w:rPr>
+          <w:rStyle w:val="CdigoHTML"/>
         </w:rPr>
       </w:pPr>
       <w:r>
         <w:rPr>
           <w:rStyle w:val="hljs-attr"/>
-          <w:lang w:val="es-PE"/>
         </w:rPr>
         <w:t>spec:</w:t>
       </w:r>
@@ -10265,57 +12566,51 @@
         <w:pStyle w:val="HTMLconformatoprevio"/>
         <w:rPr>
           <w:rStyle w:val="CdigoHTML"/>
-          <w:lang w:val="es-PE"/>
-        </w:rPr>
-      </w:pPr>
-      <w:r>
-        <w:rPr>
-          <w:rStyle w:val="CdigoHTML"/>
-          <w:lang w:val="es-PE"/>
+        </w:rPr>
+      </w:pPr>
+      <w:r>
+        <w:rPr>
+          <w:rStyle w:val="CdigoHTML"/>
         </w:rPr>
         <w:t xml:space="preserve">  </w:t>
       </w:r>
       <w:r>
         <w:rPr>
           <w:rStyle w:val="hljs-attr"/>
-          <w:lang w:val="es-PE"/>
         </w:rPr>
         <w:t>type:</w:t>
       </w:r>
       <w:r>
         <w:rPr>
           <w:rStyle w:val="CdigoHTML"/>
-          <w:lang w:val="es-PE"/>
         </w:rPr>
         <w:t xml:space="preserve"> </w:t>
       </w:r>
+      <w:proofErr w:type="spellStart"/>
       <w:r>
         <w:rPr>
           <w:rStyle w:val="hljs-string"/>
-          <w:lang w:val="es-PE"/>
         </w:rPr>
         <w:t>LoadBalancer</w:t>
       </w:r>
-    </w:p>
-    <w:p>
-      <w:pPr>
-        <w:pStyle w:val="HTMLconformatoprevio"/>
-        <w:rPr>
-          <w:rStyle w:val="CdigoHTML"/>
-          <w:lang w:val="es-PE"/>
-        </w:rPr>
-      </w:pPr>
-      <w:r>
-        <w:rPr>
-          <w:rStyle w:val="CdigoHTML"/>
-          <w:lang w:val="es-PE"/>
+      <w:proofErr w:type="spellEnd"/>
+    </w:p>
+    <w:p>
+      <w:pPr>
+        <w:pStyle w:val="HTMLconformatoprevio"/>
+        <w:rPr>
+          <w:rStyle w:val="CdigoHTML"/>
+        </w:rPr>
+      </w:pPr>
+      <w:r>
+        <w:rPr>
+          <w:rStyle w:val="CdigoHTML"/>
         </w:rPr>
         <w:t xml:space="preserve">  </w:t>
       </w:r>
       <w:r>
         <w:rPr>
           <w:rStyle w:val="hljs-attr"/>
-          <w:lang w:val="es-PE"/>
         </w:rPr>
         <w:t>selector:</w:t>
       </w:r>
@@ -10325,49 +12620,51 @@
         <w:pStyle w:val="HTMLconformatoprevio"/>
         <w:rPr>
           <w:rStyle w:val="CdigoHTML"/>
-          <w:lang w:val="es-PE"/>
-        </w:rPr>
-      </w:pPr>
-      <w:r>
-        <w:rPr>
-          <w:rStyle w:val="CdigoHTML"/>
-          <w:lang w:val="es-PE"/>
+        </w:rPr>
+      </w:pPr>
+      <w:r>
+        <w:rPr>
+          <w:rStyle w:val="CdigoHTML"/>
         </w:rPr>
         <w:t xml:space="preserve">    </w:t>
       </w:r>
       <w:r>
         <w:rPr>
           <w:rStyle w:val="hljs-attr"/>
-          <w:lang w:val="es-PE"/>
         </w:rPr>
         <w:t>app:</w:t>
       </w:r>
       <w:r>
         <w:rPr>
           <w:rStyle w:val="CdigoHTML"/>
-          <w:lang w:val="es-PE"/>
         </w:rPr>
         <w:t xml:space="preserve"> </w:t>
       </w:r>
       <w:r>
         <w:rPr>
           <w:rStyle w:val="hljs-string"/>
-          <w:lang w:val="es-PE"/>
-        </w:rPr>
-        <w:t>app-java-basico</w:t>
-      </w:r>
-    </w:p>
-    <w:p>
-      <w:pPr>
-        <w:pStyle w:val="HTMLconformatoprevio"/>
-        <w:rPr>
-          <w:rStyle w:val="CdigoHTML"/>
-        </w:rPr>
-      </w:pPr>
-      <w:r>
-        <w:rPr>
-          <w:rStyle w:val="CdigoHTML"/>
-          <w:lang w:val="es-PE"/>
+        </w:rPr>
+        <w:t>app-java-</w:t>
+      </w:r>
+      <w:proofErr w:type="spellStart"/>
+      <w:r>
+        <w:rPr>
+          <w:rStyle w:val="hljs-string"/>
+        </w:rPr>
+        <w:t>basico</w:t>
+      </w:r>
+      <w:proofErr w:type="spellEnd"/>
+    </w:p>
+    <w:p>
+      <w:pPr>
+        <w:pStyle w:val="HTMLconformatoprevio"/>
+        <w:rPr>
+          <w:rStyle w:val="CdigoHTML"/>
+        </w:rPr>
+      </w:pPr>
+      <w:r>
+        <w:rPr>
+          <w:rStyle w:val="CdigoHTML"/>
         </w:rPr>
         <w:t xml:space="preserve">  </w:t>
       </w:r>
@@ -10617,29 +12914,174 @@
         <w:pStyle w:val="HTMLconformatoprevio"/>
         <w:rPr>
           <w:rStyle w:val="CdigoHTML"/>
-          <w:lang w:val="es-PE"/>
-        </w:rPr>
-      </w:pPr>
-      <w:r>
-        <w:rPr>
-          <w:rStyle w:val="CdigoHTML"/>
-          <w:lang w:val="es-PE"/>
-        </w:rPr>
-        <w:t>stage('Desplegar en AKS') {</w:t>
-      </w:r>
-    </w:p>
-    <w:p>
-      <w:pPr>
-        <w:pStyle w:val="HTMLconformatoprevio"/>
-        <w:rPr>
-          <w:rStyle w:val="CdigoHTML"/>
-          <w:lang w:val="es-PE"/>
-        </w:rPr>
-      </w:pPr>
-      <w:r>
-        <w:rPr>
-          <w:rStyle w:val="CdigoHTML"/>
-          <w:lang w:val="es-PE"/>
+        </w:rPr>
+      </w:pPr>
+      <w:proofErr w:type="gramStart"/>
+      <w:r>
+        <w:rPr>
+          <w:rStyle w:val="CdigoHTML"/>
+        </w:rPr>
+        <w:t>stage(</w:t>
+      </w:r>
+      <w:proofErr w:type="gramEnd"/>
+      <w:r>
+        <w:rPr>
+          <w:rStyle w:val="CdigoHTML"/>
+        </w:rPr>
+        <w:t>'</w:t>
+      </w:r>
+      <w:proofErr w:type="spellStart"/>
+      <w:r>
+        <w:rPr>
+          <w:rStyle w:val="CdigoHTML"/>
+        </w:rPr>
+        <w:t>Desplegar</w:t>
+      </w:r>
+      <w:proofErr w:type="spellEnd"/>
+      <w:r>
+        <w:rPr>
+          <w:rStyle w:val="CdigoHTML"/>
+        </w:rPr>
+        <w:t xml:space="preserve"> </w:t>
+      </w:r>
+      <w:proofErr w:type="spellStart"/>
+      <w:r>
+        <w:rPr>
+          <w:rStyle w:val="CdigoHTML"/>
+        </w:rPr>
+        <w:t>en</w:t>
+      </w:r>
+      <w:proofErr w:type="spellEnd"/>
+      <w:r>
+        <w:rPr>
+          <w:rStyle w:val="CdigoHTML"/>
+        </w:rPr>
+        <w:t xml:space="preserve"> AKS') {</w:t>
+      </w:r>
+    </w:p>
+    <w:p>
+      <w:pPr>
+        <w:pStyle w:val="HTMLconformatoprevio"/>
+        <w:rPr>
+          <w:rStyle w:val="CdigoHTML"/>
+        </w:rPr>
+      </w:pPr>
+      <w:r>
+        <w:rPr>
+          <w:rStyle w:val="CdigoHTML"/>
+        </w:rPr>
+        <w:t xml:space="preserve">    steps {</w:t>
+      </w:r>
+    </w:p>
+    <w:p>
+      <w:pPr>
+        <w:pStyle w:val="HTMLconformatoprevio"/>
+        <w:rPr>
+          <w:rStyle w:val="CdigoHTML"/>
+        </w:rPr>
+      </w:pPr>
+      <w:r>
+        <w:rPr>
+          <w:rStyle w:val="CdigoHTML"/>
+        </w:rPr>
+        <w:t xml:space="preserve">        </w:t>
+      </w:r>
+      <w:proofErr w:type="spellStart"/>
+      <w:r>
+        <w:rPr>
+          <w:rStyle w:val="CdigoHTML"/>
+        </w:rPr>
+        <w:t>sh</w:t>
+      </w:r>
+      <w:proofErr w:type="spellEnd"/>
+      <w:r>
+        <w:rPr>
+          <w:rStyle w:val="CdigoHTML"/>
+        </w:rPr>
+        <w:t xml:space="preserve"> "</w:t>
+      </w:r>
+      <w:proofErr w:type="spellStart"/>
+      <w:r>
+        <w:rPr>
+          <w:rStyle w:val="CdigoHTML"/>
+        </w:rPr>
+        <w:t>az</w:t>
+      </w:r>
+      <w:proofErr w:type="spellEnd"/>
+      <w:r>
+        <w:rPr>
+          <w:rStyle w:val="CdigoHTML"/>
+        </w:rPr>
+        <w:t xml:space="preserve"> </w:t>
+      </w:r>
+      <w:proofErr w:type="spellStart"/>
+      <w:r>
+        <w:rPr>
+          <w:rStyle w:val="CdigoHTML"/>
+        </w:rPr>
+        <w:t>aks</w:t>
+      </w:r>
+      <w:proofErr w:type="spellEnd"/>
+      <w:r>
+        <w:rPr>
+          <w:rStyle w:val="CdigoHTML"/>
+        </w:rPr>
+        <w:t xml:space="preserve"> get-credentials --resource-group ${AKS_RESOURCE_GROUP} --name ${AKS_CLUSTER_NAME} --overwrite-existing"</w:t>
+      </w:r>
+    </w:p>
+    <w:p>
+      <w:pPr>
+        <w:pStyle w:val="HTMLconformatoprevio"/>
+        <w:rPr>
+          <w:rStyle w:val="CdigoHTML"/>
+        </w:rPr>
+      </w:pPr>
+      <w:r>
+        <w:rPr>
+          <w:rStyle w:val="CdigoHTML"/>
+        </w:rPr>
+        <w:t xml:space="preserve">        sh "kubectl apply -f k8s/secret.yml"</w:t>
+      </w:r>
+    </w:p>
+    <w:p>
+      <w:pPr>
+        <w:pStyle w:val="HTMLconformatoprevio"/>
+        <w:rPr>
+          <w:rStyle w:val="CdigoHTML"/>
+        </w:rPr>
+      </w:pPr>
+      <w:r>
+        <w:rPr>
+          <w:rStyle w:val="CdigoHTML"/>
+        </w:rPr>
+        <w:t xml:space="preserve">        sh "kubectl apply -f k8s/deployment.yml --record"</w:t>
+      </w:r>
+    </w:p>
+    <w:p>
+      <w:pPr>
+        <w:pStyle w:val="HTMLconformatoprevio"/>
+        <w:rPr>
+          <w:rStyle w:val="CdigoHTML"/>
+        </w:rPr>
+      </w:pPr>
+      <w:r>
+        <w:rPr>
+          <w:rStyle w:val="CdigoHTML"/>
+        </w:rPr>
+        <w:t xml:space="preserve">        sh "kubectl apply -f k8s/service.yml"</w:t>
+      </w:r>
+    </w:p>
+    <w:p>
+      <w:pPr>
+        <w:pStyle w:val="HTMLconformatoprevio"/>
+        <w:rPr>
+          <w:rStyle w:val="CdigoHTML"/>
+          <w:lang w:val="es-PE"/>
+        </w:rPr>
+      </w:pPr>
+      <w:r>
+        <w:rPr>
+          <w:rStyle w:val="CdigoHTML"/>
         </w:rPr>
         <w:t xml:space="preserve">    </w:t>
       </w:r>
@@ -10648,91 +13090,6 @@
           <w:rStyle w:val="CdigoHTML"/>
           <w:lang w:val="es-PE"/>
         </w:rPr>
-        <w:t>steps {</w:t>
-      </w:r>
-    </w:p>
-    <w:p>
-      <w:pPr>
-        <w:pStyle w:val="HTMLconformatoprevio"/>
-        <w:rPr>
-          <w:rStyle w:val="CdigoHTML"/>
-        </w:rPr>
-      </w:pPr>
-      <w:r>
-        <w:rPr>
-          <w:rStyle w:val="CdigoHTML"/>
-          <w:lang w:val="es-PE"/>
-        </w:rPr>
-        <w:t xml:space="preserve">        </w:t>
-      </w:r>
-      <w:r>
-        <w:rPr>
-          <w:rStyle w:val="CdigoHTML"/>
-        </w:rPr>
-        <w:t>sh "az aks get-credentials --resource-group ${AKS_RESOURCE_GROUP} --name ${AKS_CLUSTER_NAME} --overwrite-existing"</w:t>
-      </w:r>
-    </w:p>
-    <w:p>
-      <w:pPr>
-        <w:pStyle w:val="HTMLconformatoprevio"/>
-        <w:rPr>
-          <w:rStyle w:val="CdigoHTML"/>
-        </w:rPr>
-      </w:pPr>
-      <w:r>
-        <w:rPr>
-          <w:rStyle w:val="CdigoHTML"/>
-        </w:rPr>
-        <w:t xml:space="preserve">        sh "kubectl apply -f k8s/secret.yml"</w:t>
-      </w:r>
-    </w:p>
-    <w:p>
-      <w:pPr>
-        <w:pStyle w:val="HTMLconformatoprevio"/>
-        <w:rPr>
-          <w:rStyle w:val="CdigoHTML"/>
-        </w:rPr>
-      </w:pPr>
-      <w:r>
-        <w:rPr>
-          <w:rStyle w:val="CdigoHTML"/>
-        </w:rPr>
-        <w:t xml:space="preserve">        sh "kubectl apply -f k8s/deployment.yml --record"</w:t>
-      </w:r>
-    </w:p>
-    <w:p>
-      <w:pPr>
-        <w:pStyle w:val="HTMLconformatoprevio"/>
-        <w:rPr>
-          <w:rStyle w:val="CdigoHTML"/>
-        </w:rPr>
-      </w:pPr>
-      <w:r>
-        <w:rPr>
-          <w:rStyle w:val="CdigoHTML"/>
-        </w:rPr>
-        <w:t xml:space="preserve">        sh "kubectl apply -f k8s/service.yml"</w:t>
-      </w:r>
-    </w:p>
-    <w:p>
-      <w:pPr>
-        <w:pStyle w:val="HTMLconformatoprevio"/>
-        <w:rPr>
-          <w:rStyle w:val="CdigoHTML"/>
-          <w:lang w:val="es-PE"/>
-        </w:rPr>
-      </w:pPr>
-      <w:r>
-        <w:rPr>
-          <w:rStyle w:val="CdigoHTML"/>
-        </w:rPr>
-        <w:t xml:space="preserve">    </w:t>
-      </w:r>
-      <w:r>
-        <w:rPr>
-          <w:rStyle w:val="CdigoHTML"/>
-          <w:lang w:val="es-PE"/>
-        </w:rPr>
         <w:t>}</w:t>
       </w:r>
     </w:p>
@@ -10749,7 +13106,6 @@
           <w:rStyle w:val="CdigoHTML"/>
           <w:lang w:val="es-PE"/>
         </w:rPr>
-        <w:lastRenderedPageBreak/>
         <w:t>}</w:t>
       </w:r>
     </w:p>
@@ -10764,6 +13120,7 @@
           <w:b w:val="0"/>
           <w:bCs w:val="0"/>
         </w:rPr>
+        <w:lastRenderedPageBreak/>
         <w:t>b. Aplicar Manifiestos Manualmente (Opcional)</w:t>
       </w:r>
       <w:bookmarkEnd w:id="25"/>
@@ -11199,7 +13556,6 @@
           <w:b w:val="0"/>
           <w:bCs w:val="0"/>
         </w:rPr>
-        <w:lastRenderedPageBreak/>
         <w:t>g. Escalabilidad y Alta Disponibilidad</w:t>
       </w:r>
       <w:bookmarkEnd w:id="33"/>
@@ -11234,6 +13590,7 @@
         <w:rPr>
           <w:rStyle w:val="Textoennegrita"/>
         </w:rPr>
+        <w:lastRenderedPageBreak/>
         <w:t>Escalado de Base de Datos:</w:t>
       </w:r>
       <w:r>
@@ -17634,7 +19991,7 @@
 </file>
 
 <file path=customXml/itemProps1.xml><?xml version="1.0" encoding="utf-8"?>
-<ds:datastoreItem xmlns:ds="http://schemas.openxmlformats.org/officeDocument/2006/customXml" ds:itemID="{A419F5D2-3581-4B2E-90E2-A224F92E9038}">
+<ds:datastoreItem xmlns:ds="http://schemas.openxmlformats.org/officeDocument/2006/customXml" ds:itemID="{18CB17D1-F877-486F-BAE4-05AC15DBE597}">
   <ds:schemaRefs>
     <ds:schemaRef ds:uri="http://schemas.openxmlformats.org/officeDocument/2006/bibliography"/>
   </ds:schemaRefs>
